--- a/SG2_Units/SG2_Artefacts/SG2_Risks.docx
+++ b/SG2_Units/SG2_Artefacts/SG2_Risks.docx
@@ -1751,6 +1751,106 @@
           </w:p>
         </w:tc>
       </w:tr>
+      <w:tr>
+        <w:trPr>
+          <w:trHeight w:val="300"/>
+        </w:trPr>
+        <w:tc>
+          <w:tcPr>
+            <w:tcW w:w="2304" w:type="dxa"/>
+            <w:tcBorders>
+              <w:top w:val="single" w:color="auto" w:sz="6" w:space="0"/>
+              <w:left w:val="single" w:color="auto" w:sz="6" w:space="0"/>
+              <w:bottom w:val="single" w:color="auto" w:sz="6" w:space="0"/>
+              <w:right w:val="single" w:color="auto" w:sz="6" w:space="0"/>
+            </w:tcBorders>
+            <w:tcMar/>
+          </w:tcPr>
+          <w:p>
+            <w:pPr>
+              <w:pStyle w:val="Tabletext"/>
+            </w:pPr>
+            <w:r>
+              <w:rPr>
+                <w:rFonts w:ascii="Arial" w:hAnsi="Arial" w:eastAsia="Arial" w:cs="Arial"/>
+              </w:rPr>
+              <w:t>2026-05-07</w:t>
+            </w:r>
+          </w:p>
+        </w:tc>
+        <w:tc>
+          <w:tcPr>
+            <w:tcW w:w="1152" w:type="dxa"/>
+            <w:tcBorders>
+              <w:top w:val="single" w:color="auto" w:sz="6" w:space="0"/>
+              <w:left w:val="single" w:color="auto" w:sz="6" w:space="0"/>
+              <w:bottom w:val="single" w:color="auto" w:sz="6" w:space="0"/>
+              <w:right w:val="single" w:color="auto" w:sz="6" w:space="0"/>
+            </w:tcBorders>
+            <w:tcMar/>
+          </w:tcPr>
+          <w:p>
+            <w:pPr>
+              <w:pStyle w:val="Tabletext"/>
+            </w:pPr>
+            <w:r>
+              <w:rPr>
+                <w:rFonts w:ascii="Arial" w:hAnsi="Arial" w:eastAsia="Arial" w:cs="Arial"/>
+              </w:rPr>
+              <w:t>1.5</w:t>
+            </w:r>
+          </w:p>
+        </w:tc>
+        <w:tc>
+          <w:tcPr>
+            <w:tcW w:w="3744" w:type="dxa"/>
+            <w:tcBorders>
+              <w:top w:val="single" w:color="auto" w:sz="6" w:space="0"/>
+              <w:left w:val="single" w:color="auto" w:sz="6" w:space="0"/>
+              <w:bottom w:val="single" w:color="auto" w:sz="6" w:space="0"/>
+              <w:right w:val="single" w:color="auto" w:sz="6" w:space="0"/>
+            </w:tcBorders>
+            <w:tcMar/>
+          </w:tcPr>
+          <w:p>
+            <w:pPr>
+              <w:pStyle w:val="Tabletext"/>
+            </w:pPr>
+            <w:r>
+              <w:rPr>
+                <w:rFonts w:ascii="Arial" w:hAnsi="Arial" w:eastAsia="Arial" w:cs="Arial"/>
+                <w:noProof w:val="0"/>
+                <w:lang w:val="en-US"/>
+              </w:rPr>
+              <w:t xml:space="preserve">Add Mitigated Column </w:t>
+            </w:r>
+          </w:p>
+        </w:tc>
+        <w:tc>
+          <w:tcPr>
+            <w:tcW w:w="2304" w:type="dxa"/>
+            <w:tcBorders>
+              <w:top w:val="single" w:color="auto" w:sz="6" w:space="0"/>
+              <w:left w:val="single" w:color="auto" w:sz="6" w:space="0"/>
+              <w:bottom w:val="single" w:color="auto" w:sz="6" w:space="0"/>
+              <w:right w:val="single" w:color="auto" w:sz="6" w:space="0"/>
+            </w:tcBorders>
+            <w:tcMar/>
+          </w:tcPr>
+          <w:p>
+            <w:pPr>
+              <w:pStyle w:val="Tabletext"/>
+              <w:jc w:val="left"/>
+            </w:pPr>
+            <w:r>
+              <w:rPr>
+                <w:rFonts w:ascii="Arial" w:hAnsi="Arial" w:eastAsia="Arial" w:cs="Arial"/>
+              </w:rPr>
+              <w:t>Patrick Nordahl &amp; Daniel Jönsson</w:t>
+            </w:r>
+          </w:p>
+        </w:tc>
+      </w:tr>
     </w:tbl>
     <w:p xmlns:wp14="http://schemas.microsoft.com/office/word/2010/wordml" wp14:textId="7109213D">
       <w:pPr>
@@ -1783,7 +1883,7 @@
     <w:tbl>
       <w:tblPr>
         <w:tblpPr w:leftFromText="180" w:rightFromText="180" w:vertAnchor="text" w:horzAnchor="margin" w:tblpXSpec="center" w:tblpY="489"/>
-        <w:tblW w:w="5000" w:type="pct"/>
+        <w:tblW w:w="9061" w:type="dxa"/>
         <w:tblBorders>
           <w:top w:val="single" w:color="auto" w:sz="12" w:space="0"/>
           <w:left w:val="single" w:color="auto" w:sz="12" w:space="0"/>
@@ -1799,8 +1899,9 @@
         <w:tblLook w:val="0000" w:firstRow="0" w:lastRow="0" w:firstColumn="0" w:lastColumn="0" w:noHBand="0" w:noVBand="0"/>
       </w:tblPr>
       <w:tblGrid>
-        <w:gridCol w:w="5208"/>
-        <w:gridCol w:w="3834"/>
+        <w:gridCol w:w="3665"/>
+        <w:gridCol w:w="2698"/>
+        <w:gridCol w:w="2698"/>
       </w:tblGrid>
       <w:tr xmlns:wp14="http://schemas.microsoft.com/office/word/2010/wordml" wp14:textId="77777777">
         <w:trPr>
@@ -1808,7 +1909,7 @@
         </w:trPr>
         <w:tc>
           <w:tcPr>
-            <w:tcW w:w="2880" w:type="pct"/>
+            <w:tcW w:w="3665" w:type="dxa"/>
             <w:tcBorders>
               <w:top w:val="single" w:color="auto" w:sz="12" w:space="0"/>
               <w:left w:val="single" w:color="auto" w:sz="12" w:space="0"/>
@@ -1841,7 +1942,7 @@
         </w:tc>
         <w:tc>
           <w:tcPr>
-            <w:tcW w:w="2120" w:type="pct"/>
+            <w:tcW w:w="2698" w:type="dxa"/>
             <w:tcBorders>
               <w:top w:val="single" w:color="auto" w:sz="12" w:space="0"/>
               <w:left w:val="single" w:color="auto" w:sz="6" w:space="0"/>
@@ -1873,6 +1974,47 @@
             </w:r>
           </w:p>
         </w:tc>
+        <w:tc>
+          <w:tcPr>
+            <w:tcW w:w="2698" w:type="dxa"/>
+            <w:tcBorders>
+              <w:top w:val="single" w:color="auto" w:sz="12"/>
+              <w:left w:val="single" w:color="auto" w:sz="6"/>
+              <w:bottom w:val="single" w:color="auto" w:sz="6"/>
+              <w:right w:val="single" w:color="auto" w:sz="12"/>
+            </w:tcBorders>
+            <w:shd w:val="clear" w:color="auto" w:fill="CCCCCC"/>
+            <w:tcMar/>
+            <w:vAlign w:val="center"/>
+          </w:tcPr>
+          <w:p>
+            <w:pPr>
+              <w:pStyle w:val="Footer"/>
+              <w:jc w:val="center"/>
+              <w:rPr>
+                <w:rFonts w:ascii="Arial" w:hAnsi="Arial" w:eastAsia="Arial" w:cs="Arial"/>
+                <w:b w:val="1"/>
+                <w:bCs w:val="1"/>
+              </w:rPr>
+            </w:pPr>
+            <w:r>
+              <w:rPr>
+                <w:rFonts w:ascii="Arial" w:hAnsi="Arial" w:eastAsia="Arial" w:cs="Arial"/>
+                <w:b w:val="1"/>
+                <w:bCs w:val="1"/>
+              </w:rPr>
+              <w:t>Mitiga</w:t>
+            </w:r>
+            <w:r>
+              <w:rPr>
+                <w:rFonts w:ascii="Arial" w:hAnsi="Arial" w:eastAsia="Arial" w:cs="Arial"/>
+                <w:b w:val="1"/>
+                <w:bCs w:val="1"/>
+              </w:rPr>
+              <w:t>ted</w:t>
+            </w:r>
+          </w:p>
+        </w:tc>
       </w:tr>
       <w:tr xmlns:wp14="http://schemas.microsoft.com/office/word/2010/wordml" wp14:textId="77777777">
         <w:trPr>
@@ -1880,7 +2022,7 @@
         </w:trPr>
         <w:tc>
           <w:tcPr>
-            <w:tcW w:w="2880" w:type="pct"/>
+            <w:tcW w:w="3665" w:type="dxa"/>
             <w:tcBorders>
               <w:top w:val="single" w:color="auto" w:sz="6" w:space="0"/>
               <w:left w:val="single" w:color="auto" w:sz="12" w:space="0"/>
@@ -1952,7 +2094,7 @@
         </w:tc>
         <w:tc>
           <w:tcPr>
-            <w:tcW w:w="2120" w:type="pct"/>
+            <w:tcW w:w="2698" w:type="dxa"/>
             <w:tcBorders>
               <w:top w:val="single" w:color="auto" w:sz="6" w:space="0"/>
               <w:left w:val="single" w:color="auto" w:sz="6" w:space="0"/>
@@ -1994,6 +2136,51 @@
             </w:r>
           </w:p>
         </w:tc>
+        <w:tc>
+          <w:tcPr>
+            <w:tcW w:w="2698" w:type="dxa"/>
+            <w:tcBorders>
+              <w:top w:val="single" w:color="auto" w:sz="6"/>
+              <w:left w:val="single" w:color="auto" w:sz="6"/>
+              <w:bottom w:val="single" w:color="auto" w:sz="6"/>
+              <w:right w:val="single" w:color="auto" w:sz="12"/>
+            </w:tcBorders>
+            <w:tcMar/>
+          </w:tcPr>
+          <w:p>
+            <w:pPr>
+              <w:pStyle w:val="Footer"/>
+              <w:spacing w:line="240" w:lineRule="atLeast"/>
+              <w:jc w:val="center"/>
+              <w:rPr>
+                <w:rFonts w:ascii="Arial" w:hAnsi="Arial" w:eastAsia="Arial" w:cs="Arial"/>
+              </w:rPr>
+            </w:pPr>
+          </w:p>
+          <w:p>
+            <w:pPr>
+              <w:pStyle w:val="Footer"/>
+              <w:spacing w:line="240" w:lineRule="atLeast"/>
+              <w:jc w:val="center"/>
+              <w:rPr>
+                <w:rFonts w:ascii="Arial" w:hAnsi="Arial" w:eastAsia="Arial" w:cs="Arial"/>
+              </w:rPr>
+            </w:pPr>
+          </w:p>
+          <w:p>
+            <w:pPr>
+              <w:pStyle w:val="Footer"/>
+              <w:spacing w:line="240" w:lineRule="atLeast"/>
+              <w:jc w:val="center"/>
+            </w:pPr>
+            <w:r>
+              <w:rPr>
+                <w:rFonts w:ascii="Arial" w:hAnsi="Arial" w:eastAsia="Arial" w:cs="Arial"/>
+              </w:rPr>
+              <w:t>Yes</w:t>
+            </w:r>
+          </w:p>
+        </w:tc>
       </w:tr>
       <w:tr xmlns:wp14="http://schemas.microsoft.com/office/word/2010/wordml" wp14:textId="77777777">
         <w:trPr>
@@ -2001,7 +2188,7 @@
         </w:trPr>
         <w:tc>
           <w:tcPr>
-            <w:tcW w:w="2880" w:type="pct"/>
+            <w:tcW w:w="3665" w:type="dxa"/>
             <w:tcBorders>
               <w:top w:val="single" w:color="auto" w:sz="6" w:space="0"/>
               <w:left w:val="single" w:color="auto" w:sz="12" w:space="0"/>
@@ -2051,7 +2238,7 @@
         </w:tc>
         <w:tc>
           <w:tcPr>
-            <w:tcW w:w="2120" w:type="pct"/>
+            <w:tcW w:w="2698" w:type="dxa"/>
             <w:tcBorders>
               <w:top w:val="single" w:color="auto" w:sz="6" w:space="0"/>
               <w:left w:val="single" w:color="auto" w:sz="6" w:space="0"/>
@@ -2080,6 +2267,40 @@
             </w:r>
           </w:p>
         </w:tc>
+        <w:tc>
+          <w:tcPr>
+            <w:tcW w:w="2698" w:type="dxa"/>
+            <w:tcBorders>
+              <w:top w:val="single" w:color="auto" w:sz="6"/>
+              <w:left w:val="single" w:color="auto" w:sz="6"/>
+              <w:bottom w:val="single" w:color="auto" w:sz="6"/>
+              <w:right w:val="single" w:color="auto" w:sz="12"/>
+            </w:tcBorders>
+            <w:tcMar/>
+          </w:tcPr>
+          <w:p>
+            <w:pPr>
+              <w:pStyle w:val="Footer"/>
+              <w:jc w:val="center"/>
+            </w:pPr>
+          </w:p>
+          <w:p>
+            <w:pPr>
+              <w:pStyle w:val="Footer"/>
+              <w:jc w:val="center"/>
+            </w:pPr>
+          </w:p>
+          <w:p>
+            <w:pPr>
+              <w:pStyle w:val="Footer"/>
+              <w:jc w:val="center"/>
+            </w:pPr>
+            <w:r>
+              <w:rPr/>
+              <w:t>Yes</w:t>
+            </w:r>
+          </w:p>
+        </w:tc>
       </w:tr>
       <w:tr xmlns:wp14="http://schemas.microsoft.com/office/word/2010/wordml" wp14:textId="77777777">
         <w:trPr>
@@ -2087,7 +2308,7 @@
         </w:trPr>
         <w:tc>
           <w:tcPr>
-            <w:tcW w:w="2880" w:type="pct"/>
+            <w:tcW w:w="3665" w:type="dxa"/>
             <w:tcBorders>
               <w:top w:val="single" w:color="auto" w:sz="6" w:space="0"/>
               <w:left w:val="single" w:color="auto" w:sz="12" w:space="0"/>
@@ -2134,7 +2355,7 @@
         </w:tc>
         <w:tc>
           <w:tcPr>
-            <w:tcW w:w="2120" w:type="pct"/>
+            <w:tcW w:w="2698" w:type="dxa"/>
             <w:tcBorders>
               <w:top w:val="single" w:color="auto" w:sz="6" w:space="0"/>
               <w:left w:val="single" w:color="auto" w:sz="6" w:space="0"/>
@@ -2166,6 +2387,43 @@
             </w:r>
           </w:p>
         </w:tc>
+        <w:tc>
+          <w:tcPr>
+            <w:tcW w:w="2698" w:type="dxa"/>
+            <w:tcBorders>
+              <w:top w:val="single" w:color="auto" w:sz="6"/>
+              <w:left w:val="single" w:color="auto" w:sz="6"/>
+              <w:bottom w:val="single" w:color="auto" w:sz="6"/>
+              <w:right w:val="single" w:color="auto" w:sz="12"/>
+            </w:tcBorders>
+            <w:tcMar/>
+          </w:tcPr>
+          <w:p>
+            <w:pPr>
+              <w:pStyle w:val="Footer"/>
+              <w:spacing w:line="240" w:lineRule="atLeast"/>
+              <w:jc w:val="center"/>
+            </w:pPr>
+          </w:p>
+          <w:p>
+            <w:pPr>
+              <w:pStyle w:val="Footer"/>
+              <w:spacing w:line="240" w:lineRule="atLeast"/>
+              <w:jc w:val="center"/>
+            </w:pPr>
+          </w:p>
+          <w:p>
+            <w:pPr>
+              <w:pStyle w:val="Footer"/>
+              <w:spacing w:line="240" w:lineRule="atLeast"/>
+              <w:jc w:val="center"/>
+            </w:pPr>
+            <w:r>
+              <w:rPr/>
+              <w:t>Yes</w:t>
+            </w:r>
+          </w:p>
+        </w:tc>
       </w:tr>
       <w:tr xmlns:wp14="http://schemas.microsoft.com/office/word/2010/wordml" wp14:textId="77777777">
         <w:trPr>
@@ -2173,7 +2431,7 @@
         </w:trPr>
         <w:tc>
           <w:tcPr>
-            <w:tcW w:w="2880" w:type="pct"/>
+            <w:tcW w:w="3665" w:type="dxa"/>
             <w:tcBorders>
               <w:top w:val="single" w:color="auto" w:sz="6" w:space="0"/>
               <w:left w:val="single" w:color="auto" w:sz="12" w:space="0"/>
@@ -2254,7 +2512,7 @@
         </w:tc>
         <w:tc>
           <w:tcPr>
-            <w:tcW w:w="2120" w:type="pct"/>
+            <w:tcW w:w="2698" w:type="dxa"/>
             <w:tcBorders>
               <w:top w:val="single" w:color="auto" w:sz="6" w:space="0"/>
               <w:left w:val="single" w:color="auto" w:sz="6" w:space="0"/>
@@ -2286,6 +2544,36 @@
             </w:r>
           </w:p>
         </w:tc>
+        <w:tc>
+          <w:tcPr>
+            <w:tcW w:w="2698" w:type="dxa"/>
+            <w:tcBorders>
+              <w:top w:val="single" w:color="auto" w:sz="6"/>
+              <w:left w:val="single" w:color="auto" w:sz="6"/>
+              <w:bottom w:val="single" w:color="auto" w:sz="12"/>
+              <w:right w:val="single" w:color="auto" w:sz="12"/>
+            </w:tcBorders>
+            <w:tcMar/>
+          </w:tcPr>
+          <w:p>
+            <w:pPr>
+              <w:pStyle w:val="Footer"/>
+              <w:spacing w:line="240" w:lineRule="atLeast"/>
+              <w:jc w:val="center"/>
+            </w:pPr>
+          </w:p>
+          <w:p>
+            <w:pPr>
+              <w:pStyle w:val="Footer"/>
+              <w:spacing w:line="240" w:lineRule="atLeast"/>
+              <w:jc w:val="center"/>
+            </w:pPr>
+            <w:r>
+              <w:rPr/>
+              <w:t>Yes</w:t>
+            </w:r>
+          </w:p>
+        </w:tc>
       </w:tr>
       <w:tr>
         <w:trPr>
@@ -2293,7 +2581,7 @@
         </w:trPr>
         <w:tc>
           <w:tcPr>
-            <w:tcW w:w="5208" w:type="dxa"/>
+            <w:tcW w:w="3665" w:type="dxa"/>
             <w:tcBorders>
               <w:top w:val="single" w:color="auto" w:sz="6" w:space="0"/>
               <w:left w:val="single" w:color="auto" w:sz="12" w:space="0"/>
@@ -2363,7 +2651,7 @@
         </w:tc>
         <w:tc>
           <w:tcPr>
-            <w:tcW w:w="3834" w:type="dxa"/>
+            <w:tcW w:w="2698" w:type="dxa"/>
             <w:tcBorders>
               <w:top w:val="single" w:color="auto" w:sz="6" w:space="0"/>
               <w:left w:val="single" w:color="auto" w:sz="6" w:space="0"/>
@@ -2397,6 +2685,39 @@
             </w:r>
           </w:p>
         </w:tc>
+        <w:tc>
+          <w:tcPr>
+            <w:tcW w:w="2698" w:type="dxa"/>
+            <w:tcBorders>
+              <w:top w:val="single" w:color="auto" w:sz="6"/>
+              <w:left w:val="single" w:color="auto" w:sz="6"/>
+              <w:bottom w:val="single" w:color="auto" w:sz="12"/>
+              <w:right w:val="single" w:color="auto" w:sz="12"/>
+            </w:tcBorders>
+            <w:tcMar/>
+          </w:tcPr>
+          <w:p>
+            <w:pPr>
+              <w:pStyle w:val="Footer"/>
+              <w:jc w:val="center"/>
+              <w:rPr>
+                <w:rFonts w:ascii="Arial" w:hAnsi="Arial" w:eastAsia="Arial" w:cs="Arial"/>
+              </w:rPr>
+            </w:pPr>
+          </w:p>
+          <w:p>
+            <w:pPr>
+              <w:pStyle w:val="Footer"/>
+              <w:jc w:val="center"/>
+            </w:pPr>
+            <w:r>
+              <w:rPr>
+                <w:rFonts w:ascii="Arial" w:hAnsi="Arial" w:eastAsia="Arial" w:cs="Arial"/>
+              </w:rPr>
+              <w:t>Yes</w:t>
+            </w:r>
+          </w:p>
+        </w:tc>
       </w:tr>
       <w:tr>
         <w:trPr>
@@ -2404,7 +2725,7 @@
         </w:trPr>
         <w:tc>
           <w:tcPr>
-            <w:tcW w:w="5208" w:type="dxa"/>
+            <w:tcW w:w="3665" w:type="dxa"/>
             <w:tcBorders>
               <w:top w:val="single" w:color="auto" w:sz="6" w:space="0"/>
               <w:left w:val="single" w:color="auto" w:sz="12" w:space="0"/>
@@ -2509,7 +2830,7 @@
         </w:tc>
         <w:tc>
           <w:tcPr>
-            <w:tcW w:w="3834" w:type="dxa"/>
+            <w:tcW w:w="2698" w:type="dxa"/>
             <w:tcBorders>
               <w:top w:val="single" w:color="auto" w:sz="6" w:space="0"/>
               <w:left w:val="single" w:color="auto" w:sz="6" w:space="0"/>
@@ -2543,6 +2864,39 @@
             </w:r>
           </w:p>
         </w:tc>
+        <w:tc>
+          <w:tcPr>
+            <w:tcW w:w="2698" w:type="dxa"/>
+            <w:tcBorders>
+              <w:top w:val="single" w:color="auto" w:sz="6"/>
+              <w:left w:val="single" w:color="auto" w:sz="6"/>
+              <w:bottom w:val="single" w:color="auto" w:sz="12"/>
+              <w:right w:val="single" w:color="auto" w:sz="12"/>
+            </w:tcBorders>
+            <w:tcMar/>
+          </w:tcPr>
+          <w:p>
+            <w:pPr>
+              <w:pStyle w:val="Footer"/>
+              <w:jc w:val="center"/>
+              <w:rPr>
+                <w:rFonts w:ascii="Arial" w:hAnsi="Arial" w:eastAsia="Arial" w:cs="Arial"/>
+              </w:rPr>
+            </w:pPr>
+          </w:p>
+          <w:p>
+            <w:pPr>
+              <w:pStyle w:val="Footer"/>
+              <w:jc w:val="center"/>
+            </w:pPr>
+            <w:r>
+              <w:rPr>
+                <w:rFonts w:ascii="Arial" w:hAnsi="Arial" w:eastAsia="Arial" w:cs="Arial"/>
+              </w:rPr>
+              <w:t>Yes</w:t>
+            </w:r>
+          </w:p>
+        </w:tc>
       </w:tr>
       <w:tr>
         <w:trPr>
@@ -2550,7 +2904,7 @@
         </w:trPr>
         <w:tc>
           <w:tcPr>
-            <w:tcW w:w="5208" w:type="dxa"/>
+            <w:tcW w:w="3665" w:type="dxa"/>
             <w:tcBorders>
               <w:top w:val="single" w:color="auto" w:sz="6" w:space="0"/>
               <w:left w:val="single" w:color="auto" w:sz="12" w:space="0"/>
@@ -2641,7 +2995,7 @@
         </w:tc>
         <w:tc>
           <w:tcPr>
-            <w:tcW w:w="3834" w:type="dxa"/>
+            <w:tcW w:w="2698" w:type="dxa"/>
             <w:tcBorders>
               <w:top w:val="single" w:color="auto" w:sz="6" w:space="0"/>
               <w:left w:val="single" w:color="auto" w:sz="6" w:space="0"/>
@@ -2675,6 +3029,39 @@
             </w:r>
           </w:p>
         </w:tc>
+        <w:tc>
+          <w:tcPr>
+            <w:tcW w:w="2698" w:type="dxa"/>
+            <w:tcBorders>
+              <w:top w:val="single" w:color="auto" w:sz="6"/>
+              <w:left w:val="single" w:color="auto" w:sz="6"/>
+              <w:bottom w:val="single" w:color="auto" w:sz="12"/>
+              <w:right w:val="single" w:color="auto" w:sz="12"/>
+            </w:tcBorders>
+            <w:tcMar/>
+          </w:tcPr>
+          <w:p>
+            <w:pPr>
+              <w:pStyle w:val="Footer"/>
+              <w:jc w:val="center"/>
+              <w:rPr>
+                <w:rFonts w:ascii="Arial" w:hAnsi="Arial" w:eastAsia="Arial" w:cs="Arial"/>
+              </w:rPr>
+            </w:pPr>
+          </w:p>
+          <w:p>
+            <w:pPr>
+              <w:pStyle w:val="Footer"/>
+              <w:jc w:val="center"/>
+            </w:pPr>
+            <w:r>
+              <w:rPr>
+                <w:rFonts w:ascii="Arial" w:hAnsi="Arial" w:eastAsia="Arial" w:cs="Arial"/>
+              </w:rPr>
+              <w:t>Yes</w:t>
+            </w:r>
+          </w:p>
+        </w:tc>
       </w:tr>
       <w:tr>
         <w:trPr>
@@ -2682,7 +3069,7 @@
         </w:trPr>
         <w:tc>
           <w:tcPr>
-            <w:tcW w:w="5208" w:type="dxa"/>
+            <w:tcW w:w="3665" w:type="dxa"/>
             <w:tcBorders>
               <w:top w:val="single" w:color="auto" w:sz="6" w:space="0"/>
               <w:left w:val="single" w:color="auto" w:sz="12" w:space="0"/>
@@ -2773,7 +3160,7 @@
         </w:tc>
         <w:tc>
           <w:tcPr>
-            <w:tcW w:w="3834" w:type="dxa"/>
+            <w:tcW w:w="2698" w:type="dxa"/>
             <w:tcBorders>
               <w:top w:val="single" w:color="auto" w:sz="6" w:space="0"/>
               <w:left w:val="single" w:color="auto" w:sz="6" w:space="0"/>
@@ -2807,6 +3194,39 @@
             </w:r>
           </w:p>
         </w:tc>
+        <w:tc>
+          <w:tcPr>
+            <w:tcW w:w="2698" w:type="dxa"/>
+            <w:tcBorders>
+              <w:top w:val="single" w:color="auto" w:sz="6"/>
+              <w:left w:val="single" w:color="auto" w:sz="6"/>
+              <w:bottom w:val="single" w:color="auto" w:sz="12"/>
+              <w:right w:val="single" w:color="auto" w:sz="12"/>
+            </w:tcBorders>
+            <w:tcMar/>
+          </w:tcPr>
+          <w:p>
+            <w:pPr>
+              <w:pStyle w:val="Footer"/>
+              <w:jc w:val="center"/>
+              <w:rPr>
+                <w:rFonts w:ascii="Arial" w:hAnsi="Arial" w:eastAsia="Arial" w:cs="Arial"/>
+              </w:rPr>
+            </w:pPr>
+          </w:p>
+          <w:p>
+            <w:pPr>
+              <w:pStyle w:val="Footer"/>
+              <w:jc w:val="center"/>
+            </w:pPr>
+            <w:r>
+              <w:rPr>
+                <w:rFonts w:ascii="Arial" w:hAnsi="Arial" w:eastAsia="Arial" w:cs="Arial"/>
+              </w:rPr>
+              <w:t>No</w:t>
+            </w:r>
+          </w:p>
+        </w:tc>
       </w:tr>
       <w:tr>
         <w:trPr>
@@ -2814,7 +3234,7 @@
         </w:trPr>
         <w:tc>
           <w:tcPr>
-            <w:tcW w:w="5208" w:type="dxa"/>
+            <w:tcW w:w="3665" w:type="dxa"/>
             <w:tcBorders>
               <w:top w:val="single" w:color="auto" w:sz="6" w:space="0"/>
               <w:left w:val="single" w:color="auto" w:sz="12" w:space="0"/>
@@ -2905,7 +3325,7 @@
         </w:tc>
         <w:tc>
           <w:tcPr>
-            <w:tcW w:w="3834" w:type="dxa"/>
+            <w:tcW w:w="2698" w:type="dxa"/>
             <w:tcBorders>
               <w:top w:val="single" w:color="auto" w:sz="6" w:space="0"/>
               <w:left w:val="single" w:color="auto" w:sz="6" w:space="0"/>
@@ -2939,6 +3359,39 @@
             </w:r>
           </w:p>
         </w:tc>
+        <w:tc>
+          <w:tcPr>
+            <w:tcW w:w="2698" w:type="dxa"/>
+            <w:tcBorders>
+              <w:top w:val="single" w:color="auto" w:sz="6"/>
+              <w:left w:val="single" w:color="auto" w:sz="6"/>
+              <w:bottom w:val="single" w:color="auto" w:sz="12"/>
+              <w:right w:val="single" w:color="auto" w:sz="12"/>
+            </w:tcBorders>
+            <w:tcMar/>
+          </w:tcPr>
+          <w:p>
+            <w:pPr>
+              <w:pStyle w:val="Footer"/>
+              <w:jc w:val="center"/>
+              <w:rPr>
+                <w:rFonts w:ascii="Arial" w:hAnsi="Arial" w:eastAsia="Arial" w:cs="Arial"/>
+              </w:rPr>
+            </w:pPr>
+          </w:p>
+          <w:p>
+            <w:pPr>
+              <w:pStyle w:val="Footer"/>
+              <w:jc w:val="center"/>
+            </w:pPr>
+            <w:r>
+              <w:rPr>
+                <w:rFonts w:ascii="Arial" w:hAnsi="Arial" w:eastAsia="Arial" w:cs="Arial"/>
+              </w:rPr>
+              <w:t>No</w:t>
+            </w:r>
+          </w:p>
+        </w:tc>
       </w:tr>
       <w:tr>
         <w:trPr>
@@ -2946,7 +3399,7 @@
         </w:trPr>
         <w:tc>
           <w:tcPr>
-            <w:tcW w:w="5208" w:type="dxa"/>
+            <w:tcW w:w="3665" w:type="dxa"/>
             <w:tcBorders>
               <w:top w:val="single" w:color="auto" w:sz="6" w:space="0"/>
               <w:left w:val="single" w:color="auto" w:sz="12" w:space="0"/>
@@ -3058,7 +3511,7 @@
         </w:tc>
         <w:tc>
           <w:tcPr>
-            <w:tcW w:w="3834" w:type="dxa"/>
+            <w:tcW w:w="2698" w:type="dxa"/>
             <w:tcBorders>
               <w:top w:val="single" w:color="auto" w:sz="6" w:space="0"/>
               <w:left w:val="single" w:color="auto" w:sz="6" w:space="0"/>
@@ -3092,6 +3545,39 @@
             </w:r>
           </w:p>
         </w:tc>
+        <w:tc>
+          <w:tcPr>
+            <w:tcW w:w="2698" w:type="dxa"/>
+            <w:tcBorders>
+              <w:top w:val="single" w:color="auto" w:sz="6"/>
+              <w:left w:val="single" w:color="auto" w:sz="6"/>
+              <w:bottom w:val="single" w:color="auto" w:sz="12"/>
+              <w:right w:val="single" w:color="auto" w:sz="12"/>
+            </w:tcBorders>
+            <w:tcMar/>
+          </w:tcPr>
+          <w:p>
+            <w:pPr>
+              <w:pStyle w:val="Footer"/>
+              <w:jc w:val="center"/>
+              <w:rPr>
+                <w:rFonts w:ascii="Arial" w:hAnsi="Arial" w:eastAsia="Arial" w:cs="Arial"/>
+              </w:rPr>
+            </w:pPr>
+          </w:p>
+          <w:p>
+            <w:pPr>
+              <w:pStyle w:val="Footer"/>
+              <w:jc w:val="center"/>
+            </w:pPr>
+            <w:r>
+              <w:rPr>
+                <w:rFonts w:ascii="Arial" w:hAnsi="Arial" w:eastAsia="Arial" w:cs="Arial"/>
+              </w:rPr>
+              <w:t>Yes</w:t>
+            </w:r>
+          </w:p>
+        </w:tc>
       </w:tr>
       <w:tr>
         <w:trPr>
@@ -3099,7 +3585,7 @@
         </w:trPr>
         <w:tc>
           <w:tcPr>
-            <w:tcW w:w="5208" w:type="dxa"/>
+            <w:tcW w:w="3665" w:type="dxa"/>
             <w:tcBorders>
               <w:top w:val="single" w:color="auto" w:sz="6" w:space="0"/>
               <w:left w:val="single" w:color="auto" w:sz="12" w:space="0"/>
@@ -3185,7 +3671,7 @@
         </w:tc>
         <w:tc>
           <w:tcPr>
-            <w:tcW w:w="3834" w:type="dxa"/>
+            <w:tcW w:w="2698" w:type="dxa"/>
             <w:tcBorders>
               <w:top w:val="single" w:color="auto" w:sz="6" w:space="0"/>
               <w:left w:val="single" w:color="auto" w:sz="6" w:space="0"/>
@@ -3228,6 +3714,45 @@
             </w:r>
           </w:p>
         </w:tc>
+        <w:tc>
+          <w:tcPr>
+            <w:tcW w:w="2698" w:type="dxa"/>
+            <w:tcBorders>
+              <w:top w:val="single" w:color="auto" w:sz="6"/>
+              <w:left w:val="single" w:color="auto" w:sz="6"/>
+              <w:bottom w:val="single" w:color="auto" w:sz="12"/>
+              <w:right w:val="single" w:color="auto" w:sz="12"/>
+            </w:tcBorders>
+            <w:tcMar/>
+          </w:tcPr>
+          <w:p>
+            <w:pPr>
+              <w:pStyle w:val="Normal"/>
+              <w:jc w:val="center"/>
+              <w:rPr>
+                <w:rFonts w:ascii="Arial" w:hAnsi="Arial" w:eastAsia="Arial" w:cs="Arial"/>
+                <w:sz w:val="20"/>
+                <w:szCs w:val="20"/>
+                <w:lang w:val="en-US"/>
+              </w:rPr>
+            </w:pPr>
+          </w:p>
+          <w:p>
+            <w:pPr>
+              <w:pStyle w:val="Normal"/>
+              <w:jc w:val="center"/>
+            </w:pPr>
+            <w:r>
+              <w:rPr>
+                <w:rFonts w:ascii="Arial" w:hAnsi="Arial" w:eastAsia="Arial" w:cs="Arial"/>
+                <w:sz w:val="20"/>
+                <w:szCs w:val="20"/>
+                <w:lang w:val="en-US"/>
+              </w:rPr>
+              <w:t>Yes</w:t>
+            </w:r>
+          </w:p>
+        </w:tc>
       </w:tr>
       <w:tr>
         <w:trPr>
@@ -3235,7 +3760,7 @@
         </w:trPr>
         <w:tc>
           <w:tcPr>
-            <w:tcW w:w="5208" w:type="dxa"/>
+            <w:tcW w:w="3665" w:type="dxa"/>
             <w:tcBorders>
               <w:top w:val="single" w:color="auto" w:sz="6" w:space="0"/>
               <w:left w:val="single" w:color="auto" w:sz="12" w:space="0"/>
@@ -3312,7 +3837,7 @@
         </w:tc>
         <w:tc>
           <w:tcPr>
-            <w:tcW w:w="3834" w:type="dxa"/>
+            <w:tcW w:w="2698" w:type="dxa"/>
             <w:tcBorders>
               <w:top w:val="single" w:color="auto" w:sz="6" w:space="0"/>
               <w:left w:val="single" w:color="auto" w:sz="6" w:space="0"/>
@@ -3355,6 +3880,45 @@
             </w:r>
           </w:p>
         </w:tc>
+        <w:tc>
+          <w:tcPr>
+            <w:tcW w:w="2698" w:type="dxa"/>
+            <w:tcBorders>
+              <w:top w:val="single" w:color="auto" w:sz="6"/>
+              <w:left w:val="single" w:color="auto" w:sz="6"/>
+              <w:bottom w:val="single" w:color="auto" w:sz="12"/>
+              <w:right w:val="single" w:color="auto" w:sz="12"/>
+            </w:tcBorders>
+            <w:tcMar/>
+          </w:tcPr>
+          <w:p>
+            <w:pPr>
+              <w:pStyle w:val="Normal"/>
+              <w:jc w:val="center"/>
+              <w:rPr>
+                <w:rFonts w:ascii="Arial" w:hAnsi="Arial" w:eastAsia="Arial" w:cs="Arial"/>
+                <w:sz w:val="20"/>
+                <w:szCs w:val="20"/>
+                <w:lang w:val="en-US"/>
+              </w:rPr>
+            </w:pPr>
+          </w:p>
+          <w:p>
+            <w:pPr>
+              <w:pStyle w:val="Normal"/>
+              <w:jc w:val="center"/>
+            </w:pPr>
+            <w:r>
+              <w:rPr>
+                <w:rFonts w:ascii="Arial" w:hAnsi="Arial" w:eastAsia="Arial" w:cs="Arial"/>
+                <w:sz w:val="20"/>
+                <w:szCs w:val="20"/>
+                <w:lang w:val="en-US"/>
+              </w:rPr>
+              <w:t>Yes</w:t>
+            </w:r>
+          </w:p>
+        </w:tc>
       </w:tr>
       <w:tr>
         <w:trPr>
@@ -3362,7 +3926,7 @@
         </w:trPr>
         <w:tc>
           <w:tcPr>
-            <w:tcW w:w="5208" w:type="dxa"/>
+            <w:tcW w:w="3665" w:type="dxa"/>
             <w:tcBorders>
               <w:top w:val="single" w:color="auto" w:sz="6" w:space="0"/>
               <w:left w:val="single" w:color="auto" w:sz="12" w:space="0"/>
@@ -3430,7 +3994,7 @@
         </w:tc>
         <w:tc>
           <w:tcPr>
-            <w:tcW w:w="3834" w:type="dxa"/>
+            <w:tcW w:w="2698" w:type="dxa"/>
             <w:tcBorders>
               <w:top w:val="single" w:color="auto" w:sz="6" w:space="0"/>
               <w:left w:val="single" w:color="auto" w:sz="6" w:space="0"/>
@@ -3475,6 +4039,45 @@
             </w:r>
           </w:p>
         </w:tc>
+        <w:tc>
+          <w:tcPr>
+            <w:tcW w:w="2698" w:type="dxa"/>
+            <w:tcBorders>
+              <w:top w:val="single" w:color="auto" w:sz="6"/>
+              <w:left w:val="single" w:color="auto" w:sz="6"/>
+              <w:bottom w:val="single" w:color="auto" w:sz="12"/>
+              <w:right w:val="single" w:color="auto" w:sz="12"/>
+            </w:tcBorders>
+            <w:tcMar/>
+          </w:tcPr>
+          <w:p>
+            <w:pPr>
+              <w:pStyle w:val="Normal"/>
+              <w:jc w:val="center"/>
+              <w:rPr>
+                <w:rFonts w:ascii="Arial" w:hAnsi="Arial" w:eastAsia="Arial" w:cs="Arial"/>
+                <w:sz w:val="20"/>
+                <w:szCs w:val="20"/>
+                <w:lang w:val="en-US"/>
+              </w:rPr>
+            </w:pPr>
+          </w:p>
+          <w:p>
+            <w:pPr>
+              <w:pStyle w:val="Normal"/>
+              <w:jc w:val="center"/>
+            </w:pPr>
+            <w:r>
+              <w:rPr>
+                <w:rFonts w:ascii="Arial" w:hAnsi="Arial" w:eastAsia="Arial" w:cs="Arial"/>
+                <w:sz w:val="20"/>
+                <w:szCs w:val="20"/>
+                <w:lang w:val="en-US"/>
+              </w:rPr>
+              <w:t>No</w:t>
+            </w:r>
+          </w:p>
+        </w:tc>
       </w:tr>
       <w:tr>
         <w:trPr>
@@ -3482,7 +4085,7 @@
         </w:trPr>
         <w:tc>
           <w:tcPr>
-            <w:tcW w:w="5208" w:type="dxa"/>
+            <w:tcW w:w="3665" w:type="dxa"/>
             <w:tcBorders>
               <w:top w:val="single" w:color="auto" w:sz="6" w:space="0"/>
               <w:left w:val="single" w:color="auto" w:sz="12" w:space="0"/>
@@ -3634,7 +4237,7 @@
         </w:tc>
         <w:tc>
           <w:tcPr>
-            <w:tcW w:w="3834" w:type="dxa"/>
+            <w:tcW w:w="2698" w:type="dxa"/>
             <w:tcBorders>
               <w:top w:val="single" w:color="auto" w:sz="6" w:space="0"/>
               <w:left w:val="single" w:color="auto" w:sz="6" w:space="0"/>
@@ -3674,6 +4277,43 @@
             </w:r>
           </w:p>
         </w:tc>
+        <w:tc>
+          <w:tcPr>
+            <w:tcW w:w="2698" w:type="dxa"/>
+            <w:tcBorders>
+              <w:top w:val="single" w:color="auto" w:sz="6"/>
+              <w:left w:val="single" w:color="auto" w:sz="6"/>
+              <w:bottom w:val="single" w:color="auto" w:sz="12"/>
+              <w:right w:val="single" w:color="auto" w:sz="12"/>
+            </w:tcBorders>
+            <w:tcMar/>
+          </w:tcPr>
+          <w:p>
+            <w:pPr>
+              <w:pStyle w:val="Normal"/>
+              <w:jc w:val="center"/>
+              <w:rPr>
+                <w:rFonts w:ascii="Arial" w:hAnsi="Arial" w:eastAsia="Arial" w:cs="Arial"/>
+                <w:sz w:val="20"/>
+                <w:szCs w:val="20"/>
+              </w:rPr>
+            </w:pPr>
+          </w:p>
+          <w:p>
+            <w:pPr>
+              <w:pStyle w:val="Normal"/>
+              <w:jc w:val="center"/>
+            </w:pPr>
+            <w:r>
+              <w:rPr>
+                <w:rFonts w:ascii="Arial" w:hAnsi="Arial" w:eastAsia="Arial" w:cs="Arial"/>
+                <w:sz w:val="20"/>
+                <w:szCs w:val="20"/>
+              </w:rPr>
+              <w:t>Yes</w:t>
+            </w:r>
+          </w:p>
+        </w:tc>
       </w:tr>
       <w:tr>
         <w:trPr>
@@ -3681,7 +4321,7 @@
         </w:trPr>
         <w:tc>
           <w:tcPr>
-            <w:tcW w:w="5208" w:type="dxa"/>
+            <w:tcW w:w="3665" w:type="dxa"/>
             <w:tcBorders>
               <w:top w:val="single" w:color="auto" w:sz="6" w:space="0"/>
               <w:left w:val="single" w:color="auto" w:sz="12" w:space="0"/>
@@ -3769,7 +4409,7 @@
         </w:tc>
         <w:tc>
           <w:tcPr>
-            <w:tcW w:w="3834" w:type="dxa"/>
+            <w:tcW w:w="2698" w:type="dxa"/>
             <w:tcBorders>
               <w:top w:val="single" w:color="auto" w:sz="6" w:space="0"/>
               <w:left w:val="single" w:color="auto" w:sz="6" w:space="0"/>
@@ -3809,6 +4449,43 @@
             </w:r>
           </w:p>
         </w:tc>
+        <w:tc>
+          <w:tcPr>
+            <w:tcW w:w="2698" w:type="dxa"/>
+            <w:tcBorders>
+              <w:top w:val="single" w:color="auto" w:sz="6"/>
+              <w:left w:val="single" w:color="auto" w:sz="6"/>
+              <w:bottom w:val="single" w:color="auto" w:sz="12"/>
+              <w:right w:val="single" w:color="auto" w:sz="12"/>
+            </w:tcBorders>
+            <w:tcMar/>
+          </w:tcPr>
+          <w:p>
+            <w:pPr>
+              <w:pStyle w:val="Normal"/>
+              <w:jc w:val="center"/>
+              <w:rPr>
+                <w:rFonts w:ascii="Arial" w:hAnsi="Arial" w:eastAsia="Arial" w:cs="Arial"/>
+                <w:sz w:val="20"/>
+                <w:szCs w:val="20"/>
+              </w:rPr>
+            </w:pPr>
+          </w:p>
+          <w:p>
+            <w:pPr>
+              <w:pStyle w:val="Normal"/>
+              <w:jc w:val="center"/>
+            </w:pPr>
+            <w:r>
+              <w:rPr>
+                <w:rFonts w:ascii="Arial" w:hAnsi="Arial" w:eastAsia="Arial" w:cs="Arial"/>
+                <w:sz w:val="20"/>
+                <w:szCs w:val="20"/>
+              </w:rPr>
+              <w:t>No</w:t>
+            </w:r>
+          </w:p>
+        </w:tc>
       </w:tr>
     </w:tbl>
     <w:p xmlns:wp14="http://schemas.microsoft.com/office/word/2010/wordml" wp14:textId="744A17A1">
@@ -5373,7 +6050,7 @@
         <w:t xml:space="preserve"> </w:t>
       </w:r>
     </w:p>
-    <w:p xmlns:wp14="http://schemas.microsoft.com/office/word/2010/wordml" wp14:textId="31032698">
+    <w:p>
       <w:pPr>
         <w:pStyle w:val="Normal"/>
         <w:rPr>
@@ -5385,7 +6062,10 @@
           <w:lang w:val="en-US"/>
         </w:rPr>
       </w:pPr>
-      <w:r>
+    </w:p>
+    <w:p xmlns:wp14="http://schemas.microsoft.com/office/word/2010/wordml" wp14:textId="31032698">
+      <w:pPr>
+        <w:pStyle w:val="Normal"/>
         <w:rPr>
           <w:rFonts w:ascii="Arial" w:hAnsi="Arial" w:eastAsia="Arial" w:cs="Arial"/>
           <w:b w:val="1"/>
@@ -5394,6 +6074,16 @@
           <w:szCs w:val="24"/>
           <w:lang w:val="en-US"/>
         </w:rPr>
+      </w:pPr>
+      <w:r>
+        <w:rPr>
+          <w:rFonts w:ascii="Arial" w:hAnsi="Arial" w:eastAsia="Arial" w:cs="Arial"/>
+          <w:b w:val="1"/>
+          <w:bCs w:val="1"/>
+          <w:sz w:val="24"/>
+          <w:szCs w:val="24"/>
+          <w:lang w:val="en-US"/>
+        </w:rPr>
         <w:t>Mitigation Strategy</w:t>
       </w:r>
     </w:p>
@@ -5489,20 +6179,7 @@
         <w:t xml:space="preserve"> for efficient rendering of large device lists.</w:t>
       </w:r>
     </w:p>
-    <w:p xmlns:wp14="http://schemas.microsoft.com/office/word/2010/wordml" wp14:textId="5CB80563">
-      <w:pPr>
-        <w:rPr>
-          <w:rFonts w:ascii="Arial" w:hAnsi="Arial" w:eastAsia="Arial" w:cs="Arial"/>
-        </w:rPr>
-      </w:pPr>
-      <w:r>
-        <w:rPr>
-          <w:rFonts w:ascii="Arial" w:hAnsi="Arial" w:eastAsia="Arial" w:cs="Arial"/>
-        </w:rPr>
-        <w:br w:type="page"/>
-      </w:r>
-    </w:p>
-    <w:p xmlns:wp14="http://schemas.microsoft.com/office/word/2010/wordml" wp14:textId="538A23D1">
+    <w:p xmlns:wp14="http://schemas.microsoft.com/office/word/2010/wordml" wp14:textId="10216154">
       <w:pPr>
         <w:pStyle w:val="Heading3"/>
         <w:rPr>
@@ -6280,17 +6957,9 @@
         <w:t xml:space="preserve"> </w:t>
       </w:r>
     </w:p>
-    <w:p xmlns:wp14="http://schemas.microsoft.com/office/word/2010/wordml" wp14:textId="0335B90F">
+    <w:p>
       <w:pPr>
         <w:pStyle w:val="Normal"/>
-        <w:rPr>
-          <w:rFonts w:ascii="Arial" w:hAnsi="Arial" w:eastAsia="Arial" w:cs="Arial"/>
-          <w:sz w:val="24"/>
-          <w:szCs w:val="24"/>
-          <w:lang w:val="en-US"/>
-        </w:rPr>
-      </w:pPr>
-      <w:r>
         <w:rPr>
           <w:rFonts w:ascii="Arial" w:hAnsi="Arial" w:eastAsia="Arial" w:cs="Arial"/>
           <w:b w:val="1"/>
@@ -6299,10 +6968,9 @@
           <w:szCs w:val="24"/>
           <w:lang w:val="en-US"/>
         </w:rPr>
-        <w:t>Mitigation Strategy</w:t>
-      </w:r>
-    </w:p>
-    <w:p>
+      </w:pPr>
+    </w:p>
+    <w:p xmlns:wp14="http://schemas.microsoft.com/office/word/2010/wordml" wp14:textId="0335B90F">
       <w:pPr>
         <w:pStyle w:val="Normal"/>
         <w:rPr>
@@ -6313,39 +6981,41 @@
         </w:rPr>
       </w:pPr>
       <w:r>
-        <w:rPr>
-          <w:rFonts w:ascii="Arial" w:hAnsi="Arial" w:eastAsia="Arial" w:cs="Arial"/>
-          <w:sz w:val="24"/>
-          <w:szCs w:val="24"/>
-          <w:lang w:val="en-US"/>
-        </w:rPr>
-        <w:t>Offload intensive logic to the native side using Native Modules or utilize libraries like Reanimated that run animations/logic directly on the UI thread, bypassing the bridge.</w:t>
-      </w:r>
-    </w:p>
-    <w:p>
-      <w:pPr>
-        <w:pStyle w:val="Heading2"/>
         <w:rPr>
           <w:rFonts w:ascii="Arial" w:hAnsi="Arial" w:eastAsia="Arial" w:cs="Arial"/>
           <w:b w:val="1"/>
           <w:bCs w:val="1"/>
-          <w:color w:val="auto"/>
-          <w:lang w:val="en-US"/>
-        </w:rPr>
-      </w:pPr>
+          <w:sz w:val="24"/>
+          <w:szCs w:val="24"/>
+          <w:lang w:val="en-US"/>
+        </w:rPr>
+        <w:t>Mitigation Strategy</w:t>
+      </w:r>
     </w:p>
     <w:p>
       <w:pPr>
-        <w:rPr>
-          <w:rFonts w:ascii="Arial" w:hAnsi="Arial" w:eastAsia="Arial" w:cs="Arial"/>
-        </w:rPr>
-      </w:pPr>
-      <w:r>
-        <w:rPr>
-          <w:rFonts w:ascii="Arial" w:hAnsi="Arial" w:eastAsia="Arial" w:cs="Arial"/>
-        </w:rPr>
-        <w:br w:type="page"/>
-      </w:r>
+        <w:pStyle w:val="Normal"/>
+      </w:pPr>
+      <w:r>
+        <w:rPr>
+          <w:rFonts w:ascii="Arial" w:hAnsi="Arial" w:eastAsia="Arial" w:cs="Arial"/>
+          <w:sz w:val="24"/>
+          <w:szCs w:val="24"/>
+          <w:lang w:val="en-US"/>
+        </w:rPr>
+        <w:t>Offload intensive logic to the native side using Native Modules or utilize libraries like Reanimated that run animations/logic directly on the UI thread, bypassing the bridge.</w:t>
+      </w:r>
+    </w:p>
+    <w:p>
+      <w:pPr>
+        <w:pStyle w:val="Normal"/>
+        <w:rPr>
+          <w:rFonts w:ascii="Arial" w:hAnsi="Arial" w:eastAsia="Arial" w:cs="Arial"/>
+          <w:sz w:val="24"/>
+          <w:szCs w:val="24"/>
+          <w:lang w:val="en-US"/>
+        </w:rPr>
+      </w:pPr>
     </w:p>
     <w:p>
       <w:pPr>

--- a/SG2_Units/SG2_Artefacts/SG2_Risks.docx
+++ b/SG2_Units/SG2_Artefacts/SG2_Risks.docx
@@ -5,23 +5,35 @@
     <w:p xmlns:wp14="http://schemas.microsoft.com/office/word/2010/wordml" wp14:textId="0EC9F0F5">
       <w:pPr>
         <w:pStyle w:val="Title"/>
-        <w:rPr>
-          <w:rFonts w:ascii="Arial" w:hAnsi="Arial" w:eastAsia="Arial" w:cs="Arial"/>
+      </w:pPr>
+      <w:r>
+        <w:rPr>
           <w:lang w:val="en-GB"/>
         </w:rPr>
-      </w:pPr>
+        <w:t>Risk Documentation</w:t>
+      </w:r>
       <w:r>
         <w:rPr>
           <w:lang w:val="en-GB"/>
         </w:rPr>
-        <w:t>Risk Documentation</w:t>
-      </w:r>
-      <w:r>
-        <w:rPr>
-          <w:lang w:val="en-GB"/>
-        </w:rPr>
         <w:t xml:space="preserve"> </w:t>
       </w:r>
+    </w:p>
+    <w:p>
+      <w:pPr>
+        <w:pStyle w:val="Normal"/>
+        <w:ind w:left="0"/>
+        <w:jc w:val="center"/>
+      </w:pPr>
+      <w:hyperlink r:id="Rd7e237354c094d40">
+        <w:r>
+          <w:rPr>
+            <w:rStyle w:val="Hyperlink"/>
+            <w:lang w:val="en-GB"/>
+          </w:rPr>
+          <w:t>https://github.com/DanielJ0131/interactive-house</w:t>
+        </w:r>
+      </w:hyperlink>
     </w:p>
     <w:p>
       <w:pPr>
@@ -70,10 +82,6 @@
             <w:tabs>
               <w:tab w:val="right" w:leader="dot" w:pos="9060"/>
             </w:tabs>
-            <w:bidi w:val="0"/>
-            <w:rPr>
-              <w:rStyle w:val="Hyperlink"/>
-            </w:rPr>
           </w:pPr>
           <w:r>
             <w:fldChar w:fldCharType="begin"/>
@@ -84,7 +92,7 @@
           <w:r>
             <w:fldChar w:fldCharType="separate"/>
           </w:r>
-          <w:hyperlink w:anchor="_Toc1657065129">
+          <w:hyperlink w:anchor="_Toc65132618">
             <w:r>
               <w:rPr>
                 <w:rStyle w:val="Hyperlink"/>
@@ -98,7 +106,7 @@
               <w:fldChar w:fldCharType="begin"/>
             </w:r>
             <w:r>
-              <w:instrText xml:space="preserve">PAGEREF _Toc1657065129 \h</w:instrText>
+              <w:instrText xml:space="preserve">PAGEREF _Toc65132618 \h</w:instrText>
             </w:r>
             <w:r>
               <w:fldChar w:fldCharType="separate"/>
@@ -120,17 +128,13 @@
             <w:tabs>
               <w:tab w:val="right" w:leader="dot" w:pos="9060"/>
             </w:tabs>
-            <w:bidi w:val="0"/>
-            <w:rPr>
-              <w:rStyle w:val="Hyperlink"/>
-            </w:rPr>
           </w:pPr>
-          <w:hyperlink w:anchor="_Toc734151713">
+          <w:hyperlink w:anchor="_Toc488208626">
             <w:r>
               <w:rPr>
                 <w:rStyle w:val="Hyperlink"/>
               </w:rPr>
-              <w:t>Risk List</w:t>
+              <w:t>Risk Management</w:t>
             </w:r>
             <w:r>
               <w:tab/>
@@ -139,7 +143,7 @@
               <w:fldChar w:fldCharType="begin"/>
             </w:r>
             <w:r>
-              <w:instrText xml:space="preserve">PAGEREF _Toc734151713 \h</w:instrText>
+              <w:instrText xml:space="preserve">PAGEREF _Toc488208626 \h</w:instrText>
             </w:r>
             <w:r>
               <w:fldChar w:fldCharType="separate"/>
@@ -161,12 +165,8 @@
             <w:tabs>
               <w:tab w:val="right" w:leader="dot" w:pos="9060"/>
             </w:tabs>
-            <w:bidi w:val="0"/>
-            <w:rPr>
-              <w:rStyle w:val="Hyperlink"/>
-            </w:rPr>
           </w:pPr>
-          <w:hyperlink w:anchor="_Toc1292334741">
+          <w:hyperlink w:anchor="_Toc914838138">
             <w:r>
               <w:rPr>
                 <w:rStyle w:val="Hyperlink"/>
@@ -180,7 +180,7 @@
               <w:fldChar w:fldCharType="begin"/>
             </w:r>
             <w:r>
-              <w:instrText xml:space="preserve">PAGEREF _Toc1292334741 \h</w:instrText>
+              <w:instrText xml:space="preserve">PAGEREF _Toc914838138 \h</w:instrText>
             </w:r>
             <w:r>
               <w:fldChar w:fldCharType="separate"/>
@@ -202,12 +202,8 @@
             <w:tabs>
               <w:tab w:val="right" w:leader="dot" w:pos="9060"/>
             </w:tabs>
-            <w:bidi w:val="0"/>
-            <w:rPr>
-              <w:rStyle w:val="Hyperlink"/>
-            </w:rPr>
           </w:pPr>
-          <w:hyperlink w:anchor="_Toc213145980">
+          <w:hyperlink w:anchor="_Toc414886514">
             <w:r>
               <w:rPr>
                 <w:rStyle w:val="Hyperlink"/>
@@ -221,7 +217,7 @@
               <w:fldChar w:fldCharType="begin"/>
             </w:r>
             <w:r>
-              <w:instrText xml:space="preserve">PAGEREF _Toc213145980 \h</w:instrText>
+              <w:instrText xml:space="preserve">PAGEREF _Toc414886514 \h</w:instrText>
             </w:r>
             <w:r>
               <w:fldChar w:fldCharType="separate"/>
@@ -231,6 +227,598 @@
                 <w:rStyle w:val="Hyperlink"/>
               </w:rPr>
               <w:t>3</w:t>
+            </w:r>
+            <w:r>
+              <w:fldChar w:fldCharType="end"/>
+            </w:r>
+          </w:hyperlink>
+        </w:p>
+        <w:p>
+          <w:pPr>
+            <w:pStyle w:val="TOC3"/>
+            <w:tabs>
+              <w:tab w:val="right" w:leader="dot" w:pos="9060"/>
+            </w:tabs>
+          </w:pPr>
+          <w:hyperlink w:anchor="_Toc1784432828">
+            <w:r>
+              <w:rPr>
+                <w:rStyle w:val="Hyperlink"/>
+              </w:rPr>
+              <w:t>R1. Inability to establish stable communication between the mobile/web units and the house server.</w:t>
+            </w:r>
+            <w:r>
+              <w:tab/>
+            </w:r>
+            <w:r>
+              <w:fldChar w:fldCharType="begin"/>
+            </w:r>
+            <w:r>
+              <w:instrText xml:space="preserve">PAGEREF _Toc1784432828 \h</w:instrText>
+            </w:r>
+            <w:r>
+              <w:fldChar w:fldCharType="separate"/>
+            </w:r>
+            <w:r>
+              <w:rPr>
+                <w:rStyle w:val="Hyperlink"/>
+              </w:rPr>
+              <w:t>3</w:t>
+            </w:r>
+            <w:r>
+              <w:fldChar w:fldCharType="end"/>
+            </w:r>
+          </w:hyperlink>
+        </w:p>
+        <w:p>
+          <w:pPr>
+            <w:pStyle w:val="TOC3"/>
+            <w:tabs>
+              <w:tab w:val="right" w:leader="dot" w:pos="9060"/>
+            </w:tabs>
+          </w:pPr>
+          <w:hyperlink w:anchor="_Toc1264826912">
+            <w:r>
+              <w:rPr>
+                <w:rStyle w:val="Hyperlink"/>
+              </w:rPr>
+              <w:t>R2. Difficulty in dynamically rendering User Interfaces (UIs) sent from the server for new devices.</w:t>
+            </w:r>
+            <w:r>
+              <w:tab/>
+            </w:r>
+            <w:r>
+              <w:fldChar w:fldCharType="begin"/>
+            </w:r>
+            <w:r>
+              <w:instrText xml:space="preserve">PAGEREF _Toc1264826912 \h</w:instrText>
+            </w:r>
+            <w:r>
+              <w:fldChar w:fldCharType="separate"/>
+            </w:r>
+            <w:r>
+              <w:rPr>
+                <w:rStyle w:val="Hyperlink"/>
+              </w:rPr>
+              <w:t>4</w:t>
+            </w:r>
+            <w:r>
+              <w:fldChar w:fldCharType="end"/>
+            </w:r>
+          </w:hyperlink>
+        </w:p>
+        <w:p>
+          <w:pPr>
+            <w:pStyle w:val="TOC3"/>
+            <w:tabs>
+              <w:tab w:val="right" w:leader="dot" w:pos="9060"/>
+            </w:tabs>
+          </w:pPr>
+          <w:hyperlink w:anchor="_Toc1951531780">
+            <w:r>
+              <w:rPr>
+                <w:rStyle w:val="Hyperlink"/>
+              </w:rPr>
+              <w:t>R3. Team members failing to complete assigned UI components or speech modules within the iterative cycle</w:t>
+            </w:r>
+            <w:r>
+              <w:tab/>
+            </w:r>
+            <w:r>
+              <w:fldChar w:fldCharType="begin"/>
+            </w:r>
+            <w:r>
+              <w:instrText xml:space="preserve">PAGEREF _Toc1951531780 \h</w:instrText>
+            </w:r>
+            <w:r>
+              <w:fldChar w:fldCharType="separate"/>
+            </w:r>
+            <w:r>
+              <w:rPr>
+                <w:rStyle w:val="Hyperlink"/>
+              </w:rPr>
+              <w:t>5</w:t>
+            </w:r>
+            <w:r>
+              <w:fldChar w:fldCharType="end"/>
+            </w:r>
+          </w:hyperlink>
+        </w:p>
+        <w:p>
+          <w:pPr>
+            <w:pStyle w:val="TOC3"/>
+            <w:tabs>
+              <w:tab w:val="right" w:leader="dot" w:pos="9060"/>
+            </w:tabs>
+          </w:pPr>
+          <w:hyperlink w:anchor="_Toc693082419">
+            <w:r>
+              <w:rPr>
+                <w:rStyle w:val="Hyperlink"/>
+              </w:rPr>
+              <w:t>R4. Compatibility issues across different mobile platforms</w:t>
+            </w:r>
+            <w:r>
+              <w:tab/>
+            </w:r>
+            <w:r>
+              <w:fldChar w:fldCharType="begin"/>
+            </w:r>
+            <w:r>
+              <w:instrText xml:space="preserve">PAGEREF _Toc693082419 \h</w:instrText>
+            </w:r>
+            <w:r>
+              <w:fldChar w:fldCharType="separate"/>
+            </w:r>
+            <w:r>
+              <w:rPr>
+                <w:rStyle w:val="Hyperlink"/>
+              </w:rPr>
+              <w:t>5</w:t>
+            </w:r>
+            <w:r>
+              <w:fldChar w:fldCharType="end"/>
+            </w:r>
+          </w:hyperlink>
+        </w:p>
+        <w:p>
+          <w:pPr>
+            <w:pStyle w:val="TOC3"/>
+            <w:tabs>
+              <w:tab w:val="right" w:leader="dot" w:pos="9060"/>
+            </w:tabs>
+          </w:pPr>
+          <w:hyperlink w:anchor="_Toc1212949951">
+            <w:r>
+              <w:rPr>
+                <w:rStyle w:val="Hyperlink"/>
+              </w:rPr>
+              <w:t>R5. Inconsistent UI Scaling across Different Display Formats</w:t>
+            </w:r>
+            <w:r>
+              <w:tab/>
+            </w:r>
+            <w:r>
+              <w:fldChar w:fldCharType="begin"/>
+            </w:r>
+            <w:r>
+              <w:instrText xml:space="preserve">PAGEREF _Toc1212949951 \h</w:instrText>
+            </w:r>
+            <w:r>
+              <w:fldChar w:fldCharType="separate"/>
+            </w:r>
+            <w:r>
+              <w:rPr>
+                <w:rStyle w:val="Hyperlink"/>
+              </w:rPr>
+              <w:t>5</w:t>
+            </w:r>
+            <w:r>
+              <w:fldChar w:fldCharType="end"/>
+            </w:r>
+          </w:hyperlink>
+        </w:p>
+        <w:p>
+          <w:pPr>
+            <w:pStyle w:val="TOC2"/>
+            <w:tabs>
+              <w:tab w:val="right" w:leader="dot" w:pos="9060"/>
+            </w:tabs>
+          </w:pPr>
+          <w:hyperlink w:anchor="_Toc1964310719">
+            <w:r>
+              <w:rPr>
+                <w:rStyle w:val="Hyperlink"/>
+              </w:rPr>
+              <w:t>2. Mobile (React Native + Expo)</w:t>
+            </w:r>
+            <w:r>
+              <w:tab/>
+            </w:r>
+            <w:r>
+              <w:fldChar w:fldCharType="begin"/>
+            </w:r>
+            <w:r>
+              <w:instrText xml:space="preserve">PAGEREF _Toc1964310719 \h</w:instrText>
+            </w:r>
+            <w:r>
+              <w:fldChar w:fldCharType="separate"/>
+            </w:r>
+            <w:r>
+              <w:rPr>
+                <w:rStyle w:val="Hyperlink"/>
+              </w:rPr>
+              <w:t>6</w:t>
+            </w:r>
+            <w:r>
+              <w:fldChar w:fldCharType="end"/>
+            </w:r>
+          </w:hyperlink>
+        </w:p>
+        <w:p>
+          <w:pPr>
+            <w:pStyle w:val="TOC3"/>
+            <w:tabs>
+              <w:tab w:val="right" w:leader="dot" w:pos="9060"/>
+            </w:tabs>
+          </w:pPr>
+          <w:hyperlink w:anchor="_Toc1833622509">
+            <w:r>
+              <w:rPr>
+                <w:rStyle w:val="Hyperlink"/>
+              </w:rPr>
+              <w:t>R6. Mobile Native module incompatibility within the Expo Go sandbox environment</w:t>
+            </w:r>
+            <w:r>
+              <w:tab/>
+            </w:r>
+            <w:r>
+              <w:fldChar w:fldCharType="begin"/>
+            </w:r>
+            <w:r>
+              <w:instrText xml:space="preserve">PAGEREF _Toc1833622509 \h</w:instrText>
+            </w:r>
+            <w:r>
+              <w:fldChar w:fldCharType="separate"/>
+            </w:r>
+            <w:r>
+              <w:rPr>
+                <w:rStyle w:val="Hyperlink"/>
+              </w:rPr>
+              <w:t>6</w:t>
+            </w:r>
+            <w:r>
+              <w:fldChar w:fldCharType="end"/>
+            </w:r>
+          </w:hyperlink>
+        </w:p>
+        <w:p>
+          <w:pPr>
+            <w:pStyle w:val="TOC3"/>
+            <w:tabs>
+              <w:tab w:val="right" w:leader="dot" w:pos="9060"/>
+            </w:tabs>
+          </w:pPr>
+          <w:hyperlink w:anchor="_Toc1066886985">
+            <w:r>
+              <w:rPr>
+                <w:rStyle w:val="Hyperlink"/>
+              </w:rPr>
+              <w:t>R7. Mobile Significant performance degradation during complex UI re-renders</w:t>
+            </w:r>
+            <w:r>
+              <w:tab/>
+            </w:r>
+            <w:r>
+              <w:fldChar w:fldCharType="begin"/>
+            </w:r>
+            <w:r>
+              <w:instrText xml:space="preserve">PAGEREF _Toc1066886985 \h</w:instrText>
+            </w:r>
+            <w:r>
+              <w:fldChar w:fldCharType="separate"/>
+            </w:r>
+            <w:r>
+              <w:rPr>
+                <w:rStyle w:val="Hyperlink"/>
+              </w:rPr>
+              <w:t>6</w:t>
+            </w:r>
+            <w:r>
+              <w:fldChar w:fldCharType="end"/>
+            </w:r>
+          </w:hyperlink>
+        </w:p>
+        <w:p>
+          <w:pPr>
+            <w:pStyle w:val="TOC3"/>
+            <w:tabs>
+              <w:tab w:val="right" w:leader="dot" w:pos="9060"/>
+            </w:tabs>
+          </w:pPr>
+          <w:hyperlink w:anchor="_Toc2005345904">
+            <w:r>
+              <w:rPr>
+                <w:rStyle w:val="Hyperlink"/>
+              </w:rPr>
+              <w:t>R8. Mobile breaking changes during mandatory Expo SDK version upgrades</w:t>
+            </w:r>
+            <w:r>
+              <w:tab/>
+            </w:r>
+            <w:r>
+              <w:fldChar w:fldCharType="begin"/>
+            </w:r>
+            <w:r>
+              <w:instrText xml:space="preserve">PAGEREF _Toc2005345904 \h</w:instrText>
+            </w:r>
+            <w:r>
+              <w:fldChar w:fldCharType="separate"/>
+            </w:r>
+            <w:r>
+              <w:rPr>
+                <w:rStyle w:val="Hyperlink"/>
+              </w:rPr>
+              <w:t>6</w:t>
+            </w:r>
+            <w:r>
+              <w:fldChar w:fldCharType="end"/>
+            </w:r>
+          </w:hyperlink>
+        </w:p>
+        <w:p>
+          <w:pPr>
+            <w:pStyle w:val="TOC3"/>
+            <w:tabs>
+              <w:tab w:val="right" w:leader="dot" w:pos="9060"/>
+            </w:tabs>
+          </w:pPr>
+          <w:hyperlink w:anchor="_Toc1710171717">
+            <w:r>
+              <w:rPr>
+                <w:rStyle w:val="Hyperlink"/>
+              </w:rPr>
+              <w:t>R9. Mobile Over-the-Air update mismatches between JS and Native code</w:t>
+            </w:r>
+            <w:r>
+              <w:tab/>
+            </w:r>
+            <w:r>
+              <w:fldChar w:fldCharType="begin"/>
+            </w:r>
+            <w:r>
+              <w:instrText xml:space="preserve">PAGEREF _Toc1710171717 \h</w:instrText>
+            </w:r>
+            <w:r>
+              <w:fldChar w:fldCharType="separate"/>
+            </w:r>
+            <w:r>
+              <w:rPr>
+                <w:rStyle w:val="Hyperlink"/>
+              </w:rPr>
+              <w:t>7</w:t>
+            </w:r>
+            <w:r>
+              <w:fldChar w:fldCharType="end"/>
+            </w:r>
+          </w:hyperlink>
+        </w:p>
+        <w:p>
+          <w:pPr>
+            <w:pStyle w:val="TOC3"/>
+            <w:tabs>
+              <w:tab w:val="right" w:leader="dot" w:pos="9060"/>
+            </w:tabs>
+          </w:pPr>
+          <w:hyperlink w:anchor="_Toc348486009">
+            <w:r>
+              <w:rPr>
+                <w:rStyle w:val="Hyperlink"/>
+              </w:rPr>
+              <w:t>R10. Mobile Latency and bottlenecks in the React Native Bridge for real-time data</w:t>
+            </w:r>
+            <w:r>
+              <w:tab/>
+            </w:r>
+            <w:r>
+              <w:fldChar w:fldCharType="begin"/>
+            </w:r>
+            <w:r>
+              <w:instrText xml:space="preserve">PAGEREF _Toc348486009 \h</w:instrText>
+            </w:r>
+            <w:r>
+              <w:fldChar w:fldCharType="separate"/>
+            </w:r>
+            <w:r>
+              <w:rPr>
+                <w:rStyle w:val="Hyperlink"/>
+              </w:rPr>
+              <w:t>7</w:t>
+            </w:r>
+            <w:r>
+              <w:fldChar w:fldCharType="end"/>
+            </w:r>
+          </w:hyperlink>
+        </w:p>
+        <w:p>
+          <w:pPr>
+            <w:pStyle w:val="TOC2"/>
+            <w:tabs>
+              <w:tab w:val="right" w:leader="dot" w:pos="9060"/>
+            </w:tabs>
+          </w:pPr>
+          <w:hyperlink w:anchor="_Toc690889378">
+            <w:r>
+              <w:rPr>
+                <w:rStyle w:val="Hyperlink"/>
+              </w:rPr>
+              <w:t>3. Web (React + Next.js)</w:t>
+            </w:r>
+            <w:r>
+              <w:tab/>
+            </w:r>
+            <w:r>
+              <w:fldChar w:fldCharType="begin"/>
+            </w:r>
+            <w:r>
+              <w:instrText xml:space="preserve">PAGEREF _Toc690889378 \h</w:instrText>
+            </w:r>
+            <w:r>
+              <w:fldChar w:fldCharType="separate"/>
+            </w:r>
+            <w:r>
+              <w:rPr>
+                <w:rStyle w:val="Hyperlink"/>
+              </w:rPr>
+              <w:t>7</w:t>
+            </w:r>
+            <w:r>
+              <w:fldChar w:fldCharType="end"/>
+            </w:r>
+          </w:hyperlink>
+        </w:p>
+        <w:p>
+          <w:pPr>
+            <w:pStyle w:val="TOC3"/>
+            <w:tabs>
+              <w:tab w:val="right" w:leader="dot" w:pos="9060"/>
+            </w:tabs>
+          </w:pPr>
+          <w:hyperlink w:anchor="_Toc1473358127">
+            <w:r>
+              <w:rPr>
+                <w:rStyle w:val="Hyperlink"/>
+              </w:rPr>
+              <w:t>R11. Web Security vulnerabilities in web authentication and device control</w:t>
+            </w:r>
+            <w:r>
+              <w:tab/>
+            </w:r>
+            <w:r>
+              <w:fldChar w:fldCharType="begin"/>
+            </w:r>
+            <w:r>
+              <w:instrText xml:space="preserve">PAGEREF _Toc1473358127 \h</w:instrText>
+            </w:r>
+            <w:r>
+              <w:fldChar w:fldCharType="separate"/>
+            </w:r>
+            <w:r>
+              <w:rPr>
+                <w:rStyle w:val="Hyperlink"/>
+              </w:rPr>
+              <w:t>7</w:t>
+            </w:r>
+            <w:r>
+              <w:fldChar w:fldCharType="end"/>
+            </w:r>
+          </w:hyperlink>
+        </w:p>
+        <w:p>
+          <w:pPr>
+            <w:pStyle w:val="TOC3"/>
+            <w:tabs>
+              <w:tab w:val="right" w:leader="dot" w:pos="9060"/>
+            </w:tabs>
+          </w:pPr>
+          <w:hyperlink w:anchor="_Toc1659333688">
+            <w:r>
+              <w:rPr>
+                <w:rStyle w:val="Hyperlink"/>
+              </w:rPr>
+              <w:t>R12. Web Poor performance when many devices are loaded</w:t>
+            </w:r>
+            <w:r>
+              <w:tab/>
+            </w:r>
+            <w:r>
+              <w:fldChar w:fldCharType="begin"/>
+            </w:r>
+            <w:r>
+              <w:instrText xml:space="preserve">PAGEREF _Toc1659333688 \h</w:instrText>
+            </w:r>
+            <w:r>
+              <w:fldChar w:fldCharType="separate"/>
+            </w:r>
+            <w:r>
+              <w:rPr>
+                <w:rStyle w:val="Hyperlink"/>
+              </w:rPr>
+              <w:t>8</w:t>
+            </w:r>
+            <w:r>
+              <w:fldChar w:fldCharType="end"/>
+            </w:r>
+          </w:hyperlink>
+        </w:p>
+        <w:p>
+          <w:pPr>
+            <w:pStyle w:val="TOC3"/>
+            <w:tabs>
+              <w:tab w:val="right" w:leader="dot" w:pos="9060"/>
+            </w:tabs>
+          </w:pPr>
+          <w:hyperlink w:anchor="_Toc632396805">
+            <w:r>
+              <w:rPr>
+                <w:rStyle w:val="Hyperlink"/>
+              </w:rPr>
+              <w:t>R13. Web Browser compatibility issues</w:t>
+            </w:r>
+            <w:r>
+              <w:tab/>
+            </w:r>
+            <w:r>
+              <w:fldChar w:fldCharType="begin"/>
+            </w:r>
+            <w:r>
+              <w:instrText xml:space="preserve">PAGEREF _Toc632396805 \h</w:instrText>
+            </w:r>
+            <w:r>
+              <w:fldChar w:fldCharType="separate"/>
+            </w:r>
+            <w:r>
+              <w:rPr>
+                <w:rStyle w:val="Hyperlink"/>
+              </w:rPr>
+              <w:t>8</w:t>
+            </w:r>
+            <w:r>
+              <w:fldChar w:fldCharType="end"/>
+            </w:r>
+          </w:hyperlink>
+        </w:p>
+        <w:p>
+          <w:pPr>
+            <w:pStyle w:val="TOC3"/>
+            <w:tabs>
+              <w:tab w:val="right" w:leader="dot" w:pos="9060"/>
+            </w:tabs>
+          </w:pPr>
+          <w:hyperlink w:anchor="_Toc1318182679">
+            <w:r>
+              <w:rPr>
+                <w:rStyle w:val="Hyperlink"/>
+              </w:rPr>
+              <w:t>R14. Web Data synchronization mismatch between UI and physical devices</w:t>
+            </w:r>
+            <w:r>
+              <w:tab/>
+            </w:r>
+            <w:r>
+              <w:fldChar w:fldCharType="begin"/>
+            </w:r>
+            <w:r>
+              <w:instrText xml:space="preserve">PAGEREF _Toc1318182679 \h</w:instrText>
+            </w:r>
+            <w:r>
+              <w:fldChar w:fldCharType="separate"/>
+            </w:r>
+            <w:r>
+              <w:rPr>
+                <w:rStyle w:val="Hyperlink"/>
+              </w:rPr>
+              <w:t>9</w:t>
             </w:r>
             <w:r>
               <w:fldChar w:fldCharType="end"/>
@@ -244,16 +832,13 @@
               <w:tab w:val="right" w:leader="dot" w:pos="9060"/>
             </w:tabs>
             <w:bidi w:val="0"/>
-            <w:rPr>
-              <w:rStyle w:val="Hyperlink"/>
-            </w:rPr>
           </w:pPr>
-          <w:hyperlink w:anchor="_Toc482391313">
+          <w:hyperlink w:anchor="_Toc3571157">
             <w:r>
               <w:rPr>
                 <w:rStyle w:val="Hyperlink"/>
               </w:rPr>
-              <w:t>R1. Inability to establish stable communication between the mobile/web units and the house server.</w:t>
+              <w:t>R15. Web Real-time Listener Overload</w:t>
             </w:r>
             <w:r>
               <w:tab/>
@@ -262,7 +847,7 @@
               <w:fldChar w:fldCharType="begin"/>
             </w:r>
             <w:r>
-              <w:instrText xml:space="preserve">PAGEREF _Toc482391313 \h</w:instrText>
+              <w:instrText xml:space="preserve">PAGEREF _Toc3571157 \h</w:instrText>
             </w:r>
             <w:r>
               <w:fldChar w:fldCharType="separate"/>
@@ -271,7 +856,7 @@
               <w:rPr>
                 <w:rStyle w:val="Hyperlink"/>
               </w:rPr>
-              <w:t>3</w:t>
+              <w:t>9</w:t>
             </w:r>
             <w:r>
               <w:fldChar w:fldCharType="end"/>
@@ -285,654 +870,7 @@
               <w:tab w:val="right" w:leader="dot" w:pos="9060"/>
             </w:tabs>
             <w:bidi w:val="0"/>
-            <w:rPr>
-              <w:rStyle w:val="Hyperlink"/>
-            </w:rPr>
           </w:pPr>
-          <w:hyperlink w:anchor="_Toc1307605390">
-            <w:r>
-              <w:rPr>
-                <w:rStyle w:val="Hyperlink"/>
-              </w:rPr>
-              <w:t>R2. Difficulty in dynamically rendering User Interfaces (UIs) sent from the server for new devices.</w:t>
-            </w:r>
-            <w:r>
-              <w:tab/>
-            </w:r>
-            <w:r>
-              <w:fldChar w:fldCharType="begin"/>
-            </w:r>
-            <w:r>
-              <w:instrText xml:space="preserve">PAGEREF _Toc1307605390 \h</w:instrText>
-            </w:r>
-            <w:r>
-              <w:fldChar w:fldCharType="separate"/>
-            </w:r>
-            <w:r>
-              <w:rPr>
-                <w:rStyle w:val="Hyperlink"/>
-              </w:rPr>
-              <w:t>3</w:t>
-            </w:r>
-            <w:r>
-              <w:fldChar w:fldCharType="end"/>
-            </w:r>
-          </w:hyperlink>
-        </w:p>
-        <w:p>
-          <w:pPr>
-            <w:pStyle w:val="TOC3"/>
-            <w:tabs>
-              <w:tab w:val="right" w:leader="dot" w:pos="9060"/>
-            </w:tabs>
-            <w:bidi w:val="0"/>
-            <w:rPr>
-              <w:rStyle w:val="Hyperlink"/>
-            </w:rPr>
-          </w:pPr>
-          <w:hyperlink w:anchor="_Toc1717372834">
-            <w:r>
-              <w:rPr>
-                <w:rStyle w:val="Hyperlink"/>
-              </w:rPr>
-              <w:t>R3. Team members failing to complete assigned UI components or speech modules within the iterative cycle</w:t>
-            </w:r>
-            <w:r>
-              <w:tab/>
-            </w:r>
-            <w:r>
-              <w:fldChar w:fldCharType="begin"/>
-            </w:r>
-            <w:r>
-              <w:instrText xml:space="preserve">PAGEREF _Toc1717372834 \h</w:instrText>
-            </w:r>
-            <w:r>
-              <w:fldChar w:fldCharType="separate"/>
-            </w:r>
-            <w:r>
-              <w:rPr>
-                <w:rStyle w:val="Hyperlink"/>
-              </w:rPr>
-              <w:t>4</w:t>
-            </w:r>
-            <w:r>
-              <w:fldChar w:fldCharType="end"/>
-            </w:r>
-          </w:hyperlink>
-        </w:p>
-        <w:p>
-          <w:pPr>
-            <w:pStyle w:val="TOC3"/>
-            <w:tabs>
-              <w:tab w:val="right" w:leader="dot" w:pos="9060"/>
-            </w:tabs>
-            <w:bidi w:val="0"/>
-            <w:rPr>
-              <w:rStyle w:val="Hyperlink"/>
-            </w:rPr>
-          </w:pPr>
-          <w:hyperlink w:anchor="_Toc1460250517">
-            <w:r>
-              <w:rPr>
-                <w:rStyle w:val="Hyperlink"/>
-              </w:rPr>
-              <w:t>R4. Compatibility issues across different mobile platforms</w:t>
-            </w:r>
-            <w:r>
-              <w:tab/>
-            </w:r>
-            <w:r>
-              <w:fldChar w:fldCharType="begin"/>
-            </w:r>
-            <w:r>
-              <w:instrText xml:space="preserve">PAGEREF _Toc1460250517 \h</w:instrText>
-            </w:r>
-            <w:r>
-              <w:fldChar w:fldCharType="separate"/>
-            </w:r>
-            <w:r>
-              <w:rPr>
-                <w:rStyle w:val="Hyperlink"/>
-              </w:rPr>
-              <w:t>4</w:t>
-            </w:r>
-            <w:r>
-              <w:fldChar w:fldCharType="end"/>
-            </w:r>
-          </w:hyperlink>
-        </w:p>
-        <w:p>
-          <w:pPr>
-            <w:pStyle w:val="TOC3"/>
-            <w:tabs>
-              <w:tab w:val="right" w:leader="dot" w:pos="9060"/>
-            </w:tabs>
-            <w:bidi w:val="0"/>
-            <w:rPr>
-              <w:rStyle w:val="Hyperlink"/>
-            </w:rPr>
-          </w:pPr>
-          <w:hyperlink w:anchor="_Toc881643173">
-            <w:r>
-              <w:rPr>
-                <w:rStyle w:val="Hyperlink"/>
-              </w:rPr>
-              <w:t>R5. Inconsistent UI Scaling across Different Display Formats</w:t>
-            </w:r>
-            <w:r>
-              <w:tab/>
-            </w:r>
-            <w:r>
-              <w:fldChar w:fldCharType="begin"/>
-            </w:r>
-            <w:r>
-              <w:instrText xml:space="preserve">PAGEREF _Toc881643173 \h</w:instrText>
-            </w:r>
-            <w:r>
-              <w:fldChar w:fldCharType="separate"/>
-            </w:r>
-            <w:r>
-              <w:rPr>
-                <w:rStyle w:val="Hyperlink"/>
-              </w:rPr>
-              <w:t>4</w:t>
-            </w:r>
-            <w:r>
-              <w:fldChar w:fldCharType="end"/>
-            </w:r>
-          </w:hyperlink>
-        </w:p>
-        <w:p>
-          <w:pPr>
-            <w:pStyle w:val="TOC2"/>
-            <w:tabs>
-              <w:tab w:val="right" w:leader="dot" w:pos="9060"/>
-            </w:tabs>
-            <w:bidi w:val="0"/>
-            <w:rPr>
-              <w:rStyle w:val="Hyperlink"/>
-            </w:rPr>
-          </w:pPr>
-          <w:hyperlink w:anchor="_Toc1622028746">
-            <w:r>
-              <w:rPr>
-                <w:rStyle w:val="Hyperlink"/>
-              </w:rPr>
-              <w:t>2. Mobile (React Native + Expo)</w:t>
-            </w:r>
-            <w:r>
-              <w:tab/>
-            </w:r>
-            <w:r>
-              <w:fldChar w:fldCharType="begin"/>
-            </w:r>
-            <w:r>
-              <w:instrText xml:space="preserve">PAGEREF _Toc1622028746 \h</w:instrText>
-            </w:r>
-            <w:r>
-              <w:fldChar w:fldCharType="separate"/>
-            </w:r>
-            <w:r>
-              <w:rPr>
-                <w:rStyle w:val="Hyperlink"/>
-              </w:rPr>
-              <w:t>5</w:t>
-            </w:r>
-            <w:r>
-              <w:fldChar w:fldCharType="end"/>
-            </w:r>
-          </w:hyperlink>
-        </w:p>
-        <w:p>
-          <w:pPr>
-            <w:pStyle w:val="TOC3"/>
-            <w:tabs>
-              <w:tab w:val="right" w:leader="dot" w:pos="9060"/>
-            </w:tabs>
-            <w:bidi w:val="0"/>
-            <w:rPr>
-              <w:rStyle w:val="Hyperlink"/>
-            </w:rPr>
-          </w:pPr>
-          <w:hyperlink w:anchor="_Toc1578505264">
-            <w:r>
-              <w:rPr>
-                <w:rStyle w:val="Hyperlink"/>
-              </w:rPr>
-              <w:t>R6. Mobile Native module incompatibility within the Expo Go sandbox environment</w:t>
-            </w:r>
-            <w:r>
-              <w:tab/>
-            </w:r>
-            <w:r>
-              <w:fldChar w:fldCharType="begin"/>
-            </w:r>
-            <w:r>
-              <w:instrText xml:space="preserve">PAGEREF _Toc1578505264 \h</w:instrText>
-            </w:r>
-            <w:r>
-              <w:fldChar w:fldCharType="separate"/>
-            </w:r>
-            <w:r>
-              <w:rPr>
-                <w:rStyle w:val="Hyperlink"/>
-              </w:rPr>
-              <w:t>5</w:t>
-            </w:r>
-            <w:r>
-              <w:fldChar w:fldCharType="end"/>
-            </w:r>
-          </w:hyperlink>
-        </w:p>
-        <w:p>
-          <w:pPr>
-            <w:pStyle w:val="TOC3"/>
-            <w:tabs>
-              <w:tab w:val="right" w:leader="dot" w:pos="9060"/>
-            </w:tabs>
-            <w:bidi w:val="0"/>
-            <w:rPr>
-              <w:rStyle w:val="Hyperlink"/>
-            </w:rPr>
-          </w:pPr>
-          <w:hyperlink w:anchor="_Toc661513090">
-            <w:r>
-              <w:rPr>
-                <w:rStyle w:val="Hyperlink"/>
-              </w:rPr>
-              <w:t>R7. Mobile Significant performance degradation during complex UI re-renders</w:t>
-            </w:r>
-            <w:r>
-              <w:tab/>
-            </w:r>
-            <w:r>
-              <w:fldChar w:fldCharType="begin"/>
-            </w:r>
-            <w:r>
-              <w:instrText xml:space="preserve">PAGEREF _Toc661513090 \h</w:instrText>
-            </w:r>
-            <w:r>
-              <w:fldChar w:fldCharType="separate"/>
-            </w:r>
-            <w:r>
-              <w:rPr>
-                <w:rStyle w:val="Hyperlink"/>
-              </w:rPr>
-              <w:t>5</w:t>
-            </w:r>
-            <w:r>
-              <w:fldChar w:fldCharType="end"/>
-            </w:r>
-          </w:hyperlink>
-        </w:p>
-        <w:p>
-          <w:pPr>
-            <w:pStyle w:val="TOC3"/>
-            <w:tabs>
-              <w:tab w:val="right" w:leader="dot" w:pos="9060"/>
-            </w:tabs>
-            <w:bidi w:val="0"/>
-            <w:rPr>
-              <w:rStyle w:val="Hyperlink"/>
-            </w:rPr>
-          </w:pPr>
-          <w:hyperlink w:anchor="_Toc600828085">
-            <w:r>
-              <w:rPr>
-                <w:rStyle w:val="Hyperlink"/>
-              </w:rPr>
-              <w:t>R8. Mobile breaking changes during mandatory Expo SDK version upgrades</w:t>
-            </w:r>
-            <w:r>
-              <w:tab/>
-            </w:r>
-            <w:r>
-              <w:fldChar w:fldCharType="begin"/>
-            </w:r>
-            <w:r>
-              <w:instrText xml:space="preserve">PAGEREF _Toc600828085 \h</w:instrText>
-            </w:r>
-            <w:r>
-              <w:fldChar w:fldCharType="separate"/>
-            </w:r>
-            <w:r>
-              <w:rPr>
-                <w:rStyle w:val="Hyperlink"/>
-              </w:rPr>
-              <w:t>5</w:t>
-            </w:r>
-            <w:r>
-              <w:fldChar w:fldCharType="end"/>
-            </w:r>
-          </w:hyperlink>
-        </w:p>
-        <w:p>
-          <w:pPr>
-            <w:pStyle w:val="TOC3"/>
-            <w:tabs>
-              <w:tab w:val="right" w:leader="dot" w:pos="9060"/>
-            </w:tabs>
-            <w:bidi w:val="0"/>
-            <w:rPr>
-              <w:rStyle w:val="Hyperlink"/>
-            </w:rPr>
-          </w:pPr>
-          <w:hyperlink w:anchor="_Toc811484276">
-            <w:r>
-              <w:rPr>
-                <w:rStyle w:val="Hyperlink"/>
-              </w:rPr>
-              <w:t>R9. Mobile Over-the-Air update mismatches between JS and Native code</w:t>
-            </w:r>
-            <w:r>
-              <w:tab/>
-            </w:r>
-            <w:r>
-              <w:fldChar w:fldCharType="begin"/>
-            </w:r>
-            <w:r>
-              <w:instrText xml:space="preserve">PAGEREF _Toc811484276 \h</w:instrText>
-            </w:r>
-            <w:r>
-              <w:fldChar w:fldCharType="separate"/>
-            </w:r>
-            <w:r>
-              <w:rPr>
-                <w:rStyle w:val="Hyperlink"/>
-              </w:rPr>
-              <w:t>6</w:t>
-            </w:r>
-            <w:r>
-              <w:fldChar w:fldCharType="end"/>
-            </w:r>
-          </w:hyperlink>
-        </w:p>
-        <w:p>
-          <w:pPr>
-            <w:pStyle w:val="TOC3"/>
-            <w:tabs>
-              <w:tab w:val="right" w:leader="dot" w:pos="9060"/>
-            </w:tabs>
-            <w:bidi w:val="0"/>
-            <w:rPr>
-              <w:rStyle w:val="Hyperlink"/>
-            </w:rPr>
-          </w:pPr>
-          <w:hyperlink w:anchor="_Toc1232452475">
-            <w:r>
-              <w:rPr>
-                <w:rStyle w:val="Hyperlink"/>
-              </w:rPr>
-              <w:t>R10. Mobile Latency and bottlenecks in the React Native Bridge for real-time data</w:t>
-            </w:r>
-            <w:r>
-              <w:tab/>
-            </w:r>
-            <w:r>
-              <w:fldChar w:fldCharType="begin"/>
-            </w:r>
-            <w:r>
-              <w:instrText xml:space="preserve">PAGEREF _Toc1232452475 \h</w:instrText>
-            </w:r>
-            <w:r>
-              <w:fldChar w:fldCharType="separate"/>
-            </w:r>
-            <w:r>
-              <w:rPr>
-                <w:rStyle w:val="Hyperlink"/>
-              </w:rPr>
-              <w:t>6</w:t>
-            </w:r>
-            <w:r>
-              <w:fldChar w:fldCharType="end"/>
-            </w:r>
-          </w:hyperlink>
-        </w:p>
-        <w:p>
-          <w:pPr>
-            <w:pStyle w:val="TOC2"/>
-            <w:tabs>
-              <w:tab w:val="right" w:leader="dot" w:pos="9060"/>
-            </w:tabs>
-            <w:bidi w:val="0"/>
-            <w:rPr>
-              <w:rStyle w:val="Hyperlink"/>
-            </w:rPr>
-          </w:pPr>
-          <w:hyperlink w:anchor="_Toc89165034">
-            <w:r>
-              <w:rPr>
-                <w:rStyle w:val="Hyperlink"/>
-              </w:rPr>
-              <w:t>3. Web (React + Next.js)</w:t>
-            </w:r>
-            <w:r>
-              <w:tab/>
-            </w:r>
-            <w:r>
-              <w:fldChar w:fldCharType="begin"/>
-            </w:r>
-            <w:r>
-              <w:instrText xml:space="preserve">PAGEREF _Toc89165034 \h</w:instrText>
-            </w:r>
-            <w:r>
-              <w:fldChar w:fldCharType="separate"/>
-            </w:r>
-            <w:r>
-              <w:rPr>
-                <w:rStyle w:val="Hyperlink"/>
-              </w:rPr>
-              <w:t>6</w:t>
-            </w:r>
-            <w:r>
-              <w:fldChar w:fldCharType="end"/>
-            </w:r>
-          </w:hyperlink>
-        </w:p>
-        <w:p>
-          <w:pPr>
-            <w:pStyle w:val="TOC3"/>
-            <w:tabs>
-              <w:tab w:val="right" w:leader="dot" w:pos="9060"/>
-            </w:tabs>
-            <w:bidi w:val="0"/>
-            <w:rPr>
-              <w:rStyle w:val="Hyperlink"/>
-            </w:rPr>
-          </w:pPr>
-          <w:hyperlink w:anchor="_Toc1216363645">
-            <w:r>
-              <w:rPr>
-                <w:rStyle w:val="Hyperlink"/>
-              </w:rPr>
-              <w:t>R11. Web Security vulnerabilities in web authentication and device control</w:t>
-            </w:r>
-            <w:r>
-              <w:tab/>
-            </w:r>
-            <w:r>
-              <w:fldChar w:fldCharType="begin"/>
-            </w:r>
-            <w:r>
-              <w:instrText xml:space="preserve">PAGEREF _Toc1216363645 \h</w:instrText>
-            </w:r>
-            <w:r>
-              <w:fldChar w:fldCharType="separate"/>
-            </w:r>
-            <w:r>
-              <w:rPr>
-                <w:rStyle w:val="Hyperlink"/>
-              </w:rPr>
-              <w:t>7</w:t>
-            </w:r>
-            <w:r>
-              <w:fldChar w:fldCharType="end"/>
-            </w:r>
-          </w:hyperlink>
-        </w:p>
-        <w:p>
-          <w:pPr>
-            <w:pStyle w:val="TOC3"/>
-            <w:tabs>
-              <w:tab w:val="right" w:leader="dot" w:pos="9060"/>
-            </w:tabs>
-            <w:bidi w:val="0"/>
-            <w:rPr>
-              <w:rStyle w:val="Hyperlink"/>
-            </w:rPr>
-          </w:pPr>
-          <w:hyperlink w:anchor="_Toc894126035">
-            <w:r>
-              <w:rPr>
-                <w:rStyle w:val="Hyperlink"/>
-              </w:rPr>
-              <w:t>R12. Web Poor performance when many devices are loaded</w:t>
-            </w:r>
-            <w:r>
-              <w:tab/>
-            </w:r>
-            <w:r>
-              <w:fldChar w:fldCharType="begin"/>
-            </w:r>
-            <w:r>
-              <w:instrText xml:space="preserve">PAGEREF _Toc894126035 \h</w:instrText>
-            </w:r>
-            <w:r>
-              <w:fldChar w:fldCharType="separate"/>
-            </w:r>
-            <w:r>
-              <w:rPr>
-                <w:rStyle w:val="Hyperlink"/>
-              </w:rPr>
-              <w:t>7</w:t>
-            </w:r>
-            <w:r>
-              <w:fldChar w:fldCharType="end"/>
-            </w:r>
-          </w:hyperlink>
-        </w:p>
-        <w:p>
-          <w:pPr>
-            <w:pStyle w:val="TOC3"/>
-            <w:tabs>
-              <w:tab w:val="right" w:leader="dot" w:pos="9060"/>
-            </w:tabs>
-            <w:bidi w:val="0"/>
-            <w:rPr>
-              <w:rStyle w:val="Hyperlink"/>
-            </w:rPr>
-          </w:pPr>
-          <w:hyperlink w:anchor="_Toc1624844076">
-            <w:r>
-              <w:rPr>
-                <w:rStyle w:val="Hyperlink"/>
-              </w:rPr>
-              <w:t>R13. Web Browser compatibility issues</w:t>
-            </w:r>
-            <w:r>
-              <w:tab/>
-            </w:r>
-            <w:r>
-              <w:fldChar w:fldCharType="begin"/>
-            </w:r>
-            <w:r>
-              <w:instrText xml:space="preserve">PAGEREF _Toc1624844076 \h</w:instrText>
-            </w:r>
-            <w:r>
-              <w:fldChar w:fldCharType="separate"/>
-            </w:r>
-            <w:r>
-              <w:rPr>
-                <w:rStyle w:val="Hyperlink"/>
-              </w:rPr>
-              <w:t>7</w:t>
-            </w:r>
-            <w:r>
-              <w:fldChar w:fldCharType="end"/>
-            </w:r>
-          </w:hyperlink>
-        </w:p>
-        <w:p>
-          <w:pPr>
-            <w:pStyle w:val="TOC3"/>
-            <w:tabs>
-              <w:tab w:val="right" w:leader="dot" w:pos="9060"/>
-            </w:tabs>
-            <w:bidi w:val="0"/>
-            <w:rPr>
-              <w:rStyle w:val="Hyperlink"/>
-            </w:rPr>
-          </w:pPr>
-          <w:hyperlink w:anchor="_Toc1952395646">
-            <w:r>
-              <w:rPr>
-                <w:rStyle w:val="Hyperlink"/>
-              </w:rPr>
-              <w:t>R14. Web Data synchronization mismatch between UI and physical devices</w:t>
-            </w:r>
-            <w:r>
-              <w:tab/>
-            </w:r>
-            <w:r>
-              <w:fldChar w:fldCharType="begin"/>
-            </w:r>
-            <w:r>
-              <w:instrText xml:space="preserve">PAGEREF _Toc1952395646 \h</w:instrText>
-            </w:r>
-            <w:r>
-              <w:fldChar w:fldCharType="separate"/>
-            </w:r>
-            <w:r>
-              <w:rPr>
-                <w:rStyle w:val="Hyperlink"/>
-              </w:rPr>
-              <w:t>8</w:t>
-            </w:r>
-            <w:r>
-              <w:fldChar w:fldCharType="end"/>
-            </w:r>
-          </w:hyperlink>
-        </w:p>
-        <w:p>
-          <w:pPr>
-            <w:pStyle w:val="TOC3"/>
-            <w:tabs>
-              <w:tab w:val="right" w:leader="dot" w:pos="9060"/>
-            </w:tabs>
-            <w:bidi w:val="0"/>
-            <w:rPr>
-              <w:rStyle w:val="Hyperlink"/>
-            </w:rPr>
-          </w:pPr>
-          <w:hyperlink w:anchor="_Toc8580308">
-            <w:r>
-              <w:rPr>
-                <w:rStyle w:val="Hyperlink"/>
-              </w:rPr>
-              <w:t>R15. Web Real-time Listener Overload</w:t>
-            </w:r>
-            <w:r>
-              <w:tab/>
-            </w:r>
-            <w:r>
-              <w:fldChar w:fldCharType="begin"/>
-            </w:r>
-            <w:r>
-              <w:instrText xml:space="preserve">PAGEREF _Toc8580308 \h</w:instrText>
-            </w:r>
-            <w:r>
-              <w:fldChar w:fldCharType="separate"/>
-            </w:r>
-            <w:r>
-              <w:rPr>
-                <w:rStyle w:val="Hyperlink"/>
-              </w:rPr>
-              <w:t>8</w:t>
-            </w:r>
-            <w:r>
-              <w:fldChar w:fldCharType="end"/>
-            </w:r>
-          </w:hyperlink>
           <w:r>
             <w:fldChar w:fldCharType="end"/>
           </w:r>
@@ -967,7 +905,7 @@
           <w:rFonts w:ascii="Arial" w:hAnsi="Arial" w:eastAsia="Arial" w:cs="Arial"/>
         </w:rPr>
       </w:pPr>
-      <w:bookmarkStart w:name="_Toc1657065129" w:id="486167353"/>
+      <w:bookmarkStart w:name="_Toc65132618" w:id="1817862695"/>
       <w:r>
         <w:rPr>
           <w:rFonts w:ascii="Arial" w:hAnsi="Arial" w:eastAsia="Arial" w:cs="Arial"/>
@@ -980,7 +918,7 @@
         </w:rPr>
         <w:t>History</w:t>
       </w:r>
-      <w:bookmarkEnd w:id="486167353"/>
+      <w:bookmarkEnd w:id="1817862695"/>
     </w:p>
     <w:tbl>
       <w:tblPr>
@@ -1851,7 +1789,124 @@
           </w:p>
         </w:tc>
       </w:tr>
+      <w:tr>
+        <w:trPr>
+          <w:trHeight w:val="300"/>
+        </w:trPr>
+        <w:tc>
+          <w:tcPr>
+            <w:tcW w:w="2304" w:type="dxa"/>
+            <w:tcBorders>
+              <w:top w:val="single" w:color="auto" w:sz="6" w:space="0"/>
+              <w:left w:val="single" w:color="auto" w:sz="6" w:space="0"/>
+              <w:bottom w:val="single" w:color="auto" w:sz="6" w:space="0"/>
+              <w:right w:val="single" w:color="auto" w:sz="6" w:space="0"/>
+            </w:tcBorders>
+            <w:tcMar/>
+          </w:tcPr>
+          <w:p>
+            <w:pPr>
+              <w:pStyle w:val="Tabletext"/>
+            </w:pPr>
+            <w:r>
+              <w:rPr>
+                <w:rFonts w:ascii="Arial" w:hAnsi="Arial" w:eastAsia="Arial" w:cs="Arial"/>
+              </w:rPr>
+              <w:t>2026-05-26</w:t>
+            </w:r>
+          </w:p>
+        </w:tc>
+        <w:tc>
+          <w:tcPr>
+            <w:tcW w:w="1152" w:type="dxa"/>
+            <w:tcBorders>
+              <w:top w:val="single" w:color="auto" w:sz="6" w:space="0"/>
+              <w:left w:val="single" w:color="auto" w:sz="6" w:space="0"/>
+              <w:bottom w:val="single" w:color="auto" w:sz="6" w:space="0"/>
+              <w:right w:val="single" w:color="auto" w:sz="6" w:space="0"/>
+            </w:tcBorders>
+            <w:tcMar/>
+          </w:tcPr>
+          <w:p>
+            <w:pPr>
+              <w:pStyle w:val="Tabletext"/>
+            </w:pPr>
+            <w:r>
+              <w:rPr>
+                <w:rFonts w:ascii="Arial" w:hAnsi="Arial" w:eastAsia="Arial" w:cs="Arial"/>
+              </w:rPr>
+              <w:t>1.6</w:t>
+            </w:r>
+          </w:p>
+        </w:tc>
+        <w:tc>
+          <w:tcPr>
+            <w:tcW w:w="3744" w:type="dxa"/>
+            <w:tcBorders>
+              <w:top w:val="single" w:color="auto" w:sz="6" w:space="0"/>
+              <w:left w:val="single" w:color="auto" w:sz="6" w:space="0"/>
+              <w:bottom w:val="single" w:color="auto" w:sz="6" w:space="0"/>
+              <w:right w:val="single" w:color="auto" w:sz="6" w:space="0"/>
+            </w:tcBorders>
+            <w:tcMar/>
+          </w:tcPr>
+          <w:p>
+            <w:pPr>
+              <w:pStyle w:val="Tabletext"/>
+            </w:pPr>
+            <w:r>
+              <w:rPr>
+                <w:rFonts w:ascii="Arial" w:hAnsi="Arial" w:eastAsia="Arial" w:cs="Arial"/>
+                <w:noProof w:val="0"/>
+                <w:lang w:val="en-US"/>
+              </w:rPr>
+              <w:t xml:space="preserve">Add </w:t>
+            </w:r>
+            <w:r>
+              <w:rPr>
+                <w:rFonts w:ascii="Arial" w:hAnsi="Arial" w:eastAsia="Arial" w:cs="Arial"/>
+                <w:noProof w:val="0"/>
+                <w:lang w:val="en-US"/>
+              </w:rPr>
+              <w:t>Github</w:t>
+            </w:r>
+            <w:r>
+              <w:rPr>
+                <w:rFonts w:ascii="Arial" w:hAnsi="Arial" w:eastAsia="Arial" w:cs="Arial"/>
+                <w:noProof w:val="0"/>
+                <w:lang w:val="en-US"/>
+              </w:rPr>
+              <w:t xml:space="preserve"> Link and Rename Table to Risk Management with more Risk mitigations</w:t>
+            </w:r>
+          </w:p>
+        </w:tc>
+        <w:tc>
+          <w:tcPr>
+            <w:tcW w:w="2304" w:type="dxa"/>
+            <w:tcBorders>
+              <w:top w:val="single" w:color="auto" w:sz="6" w:space="0"/>
+              <w:left w:val="single" w:color="auto" w:sz="6" w:space="0"/>
+              <w:bottom w:val="single" w:color="auto" w:sz="6" w:space="0"/>
+              <w:right w:val="single" w:color="auto" w:sz="6" w:space="0"/>
+            </w:tcBorders>
+            <w:tcMar/>
+          </w:tcPr>
+          <w:p>
+            <w:pPr>
+              <w:pStyle w:val="Tabletext"/>
+              <w:jc w:val="left"/>
+            </w:pPr>
+            <w:r>
+              <w:rPr>
+                <w:rFonts w:ascii="Arial" w:hAnsi="Arial" w:eastAsia="Arial" w:cs="Arial"/>
+              </w:rPr>
+              <w:t>Daniel Jönsson</w:t>
+            </w:r>
+          </w:p>
+        </w:tc>
+      </w:tr>
     </w:tbl>
+    <w:p/>
     <w:p xmlns:wp14="http://schemas.microsoft.com/office/word/2010/wordml" wp14:textId="7109213D">
       <w:pPr>
         <w:pStyle w:val="Normal"/>
@@ -1870,15 +1925,29 @@
           <w:lang w:val="en-GB"/>
         </w:rPr>
       </w:pPr>
-      <w:bookmarkStart w:name="_Toc734151713" w:id="1144638709"/>
+      <w:bookmarkStart w:name="_Toc488208626" w:id="1440519779"/>
       <w:r>
         <w:rPr>
           <w:rFonts w:ascii="Arial" w:hAnsi="Arial" w:eastAsia="Arial" w:cs="Arial"/>
           <w:lang w:val="en-GB"/>
         </w:rPr>
-        <w:t>Risk List</w:t>
-      </w:r>
-      <w:bookmarkEnd w:id="1144638709"/>
+        <w:t xml:space="preserve">Risk </w:t>
+      </w:r>
+      <w:r>
+        <w:rPr>
+          <w:rFonts w:ascii="Arial" w:hAnsi="Arial" w:eastAsia="Arial" w:cs="Arial"/>
+          <w:lang w:val="en-GB"/>
+        </w:rPr>
+        <w:t>Managemen</w:t>
+      </w:r>
+      <w:r>
+        <w:rPr>
+          <w:rFonts w:ascii="Arial" w:hAnsi="Arial" w:eastAsia="Arial" w:cs="Arial"/>
+          <w:lang w:val="en-GB"/>
+        </w:rPr>
+        <w:t>t</w:t>
+      </w:r>
+      <w:bookmarkEnd w:id="1440519779"/>
     </w:p>
     <w:tbl>
       <w:tblPr>
@@ -4506,7 +4575,7 @@
           <w:lang w:val="en-GB"/>
         </w:rPr>
       </w:pPr>
-      <w:bookmarkStart w:name="_Toc1292334741" w:id="479204249"/>
+      <w:bookmarkStart w:name="_Toc914838138" w:id="321857679"/>
       <w:r>
         <w:rPr>
           <w:rFonts w:ascii="Arial" w:hAnsi="Arial" w:eastAsia="Arial" w:cs="Arial"/>
@@ -4523,7 +4592,7 @@
       <w:r>
         <w:fldChar w:fldCharType="separate"/>
       </w:r>
-      <w:bookmarkEnd w:id="479204249"/>
+      <w:bookmarkEnd w:id="321857679"/>
     </w:p>
     <w:p xmlns:wp14="http://schemas.microsoft.com/office/word/2010/wordml" wp14:textId="02C2614A">
       <w:pPr>
@@ -4541,7 +4610,7 @@
       <w:r>
         <w:fldChar w:fldCharType="end"/>
       </w:r>
-      <w:bookmarkStart w:name="_Toc213145980" w:id="571045270"/>
+      <w:bookmarkStart w:name="_Toc414886514" w:id="1005182606"/>
       <w:r>
         <w:rPr>
           <w:rFonts w:ascii="Arial" w:hAnsi="Arial" w:eastAsia="Arial" w:cs="Arial"/>
@@ -4552,7 +4621,7 @@
         </w:rPr>
         <w:t>1. General</w:t>
       </w:r>
-      <w:bookmarkEnd w:id="571045270"/>
+      <w:bookmarkEnd w:id="1005182606"/>
     </w:p>
     <w:p xmlns:wp14="http://schemas.microsoft.com/office/word/2010/wordml" wp14:textId="3B988DDE">
       <w:pPr>
@@ -4565,7 +4634,7 @@
           <w:lang w:val="en-GB"/>
         </w:rPr>
       </w:pPr>
-      <w:bookmarkStart w:name="_Toc482391313" w:id="832099725"/>
+      <w:bookmarkStart w:name="_Toc1784432828" w:id="377582709"/>
       <w:r>
         <w:rPr>
           <w:rFonts w:ascii="Arial" w:hAnsi="Arial" w:eastAsia="Arial" w:cs="Arial"/>
@@ -4629,7 +4698,7 @@
         </w:rPr>
         <w:t xml:space="preserve"> stable communication between the mobile/web units and the house server.</w:t>
       </w:r>
-      <w:bookmarkEnd w:id="832099725"/>
+      <w:bookmarkEnd w:id="377582709"/>
     </w:p>
     <w:p>
       <w:pPr>
@@ -4875,7 +4944,7 @@
           <w:lang w:val="en-GB"/>
         </w:rPr>
       </w:pPr>
-      <w:bookmarkStart w:name="_Toc1307605390" w:id="54582602"/>
+      <w:bookmarkStart w:name="_Toc1264826912" w:id="781562792"/>
       <w:r>
         <w:rPr>
           <w:rFonts w:ascii="Arial" w:hAnsi="Arial" w:eastAsia="Arial" w:cs="Arial"/>
@@ -4885,7 +4954,7 @@
         </w:rPr>
         <w:t>R2. Difficulty in dynamically rendering User Interfaces (UIs) sent from the server for new devices.</w:t>
       </w:r>
-      <w:bookmarkEnd w:id="54582602"/>
+      <w:bookmarkEnd w:id="781562792"/>
     </w:p>
     <w:p>
       <w:pPr>
@@ -5042,7 +5111,7 @@
           <w:lang w:val="en-US"/>
         </w:rPr>
       </w:pPr>
-      <w:bookmarkStart w:name="_Toc1717372834" w:id="2025256423"/>
+      <w:bookmarkStart w:name="_Toc1951531780" w:id="454747792"/>
       <w:r>
         <w:rPr>
           <w:rFonts w:ascii="Arial" w:hAnsi="Arial" w:eastAsia="Arial" w:cs="Arial"/>
@@ -5070,7 +5139,7 @@
         </w:rPr>
         <w:t xml:space="preserve"> assigned UI components or speech modules within the iterative cycle</w:t>
       </w:r>
-      <w:bookmarkEnd w:id="2025256423"/>
+      <w:bookmarkEnd w:id="454747792"/>
     </w:p>
     <w:p xmlns:wp14="http://schemas.microsoft.com/office/word/2010/wordml" wp14:textId="69D62714">
       <w:pPr>
@@ -5182,7 +5251,7 @@
           <w:lang w:val="en-US"/>
         </w:rPr>
       </w:pPr>
-      <w:bookmarkStart w:name="_Toc1460250517" w:id="425095814"/>
+      <w:bookmarkStart w:name="_Toc693082419" w:id="1454231048"/>
       <w:r>
         <w:rPr>
           <w:rFonts w:ascii="Arial" w:hAnsi="Arial" w:eastAsia="Arial" w:cs="Arial"/>
@@ -5193,7 +5262,7 @@
         </w:rPr>
         <w:t>R4. Compatibility issues across different mobile platforms</w:t>
       </w:r>
-      <w:bookmarkEnd w:id="425095814"/>
+      <w:bookmarkEnd w:id="1454231048"/>
     </w:p>
     <w:p xmlns:wp14="http://schemas.microsoft.com/office/word/2010/wordml" wp14:textId="4D61B930">
       <w:pPr>
@@ -5340,7 +5409,7 @@
           <w:lang w:val="en-US"/>
         </w:rPr>
       </w:pPr>
-      <w:bookmarkStart w:name="_Toc881643173" w:id="8449356"/>
+      <w:bookmarkStart w:name="_Toc1212949951" w:id="1575185830"/>
       <w:r>
         <w:rPr>
           <w:rFonts w:ascii="Arial" w:hAnsi="Arial" w:eastAsia="Arial" w:cs="Arial"/>
@@ -5353,7 +5422,7 @@
         </w:rPr>
         <w:t>R5. Inconsistent UI Scaling across Different Display Formats</w:t>
       </w:r>
-      <w:bookmarkEnd w:id="8449356"/>
+      <w:bookmarkEnd w:id="1575185830"/>
     </w:p>
     <w:p xmlns:wp14="http://schemas.microsoft.com/office/word/2010/wordml" wp14:textId="30218323">
       <w:pPr>
@@ -5545,7 +5614,7 @@
           <w:lang w:val="en-US"/>
         </w:rPr>
       </w:pPr>
-      <w:bookmarkStart w:name="_Toc1622028746" w:id="652216432"/>
+      <w:bookmarkStart w:name="_Toc1964310719" w:id="1121238549"/>
       <w:r>
         <w:rPr>
           <w:rFonts w:ascii="Arial" w:hAnsi="Arial" w:eastAsia="Arial" w:cs="Arial"/>
@@ -5586,7 +5655,7 @@
         </w:rPr>
         <w:t xml:space="preserve"> Native + Expo)</w:t>
       </w:r>
-      <w:bookmarkEnd w:id="652216432"/>
+      <w:bookmarkEnd w:id="1121238549"/>
     </w:p>
     <w:p xmlns:wp14="http://schemas.microsoft.com/office/word/2010/wordml" wp14:textId="4D086E44">
       <w:pPr>
@@ -5600,7 +5669,7 @@
           <w:lang w:val="en-US"/>
         </w:rPr>
       </w:pPr>
-      <w:bookmarkStart w:name="_Toc1578505264" w:id="1184674273"/>
+      <w:bookmarkStart w:name="_Toc1833622509" w:id="857511398"/>
       <w:r>
         <w:rPr>
           <w:rFonts w:ascii="Arial" w:hAnsi="Arial" w:eastAsia="Arial" w:cs="Arial"/>
@@ -5608,7 +5677,7 @@
         </w:rPr>
         <w:t>R6. Mobile Native module incompatibility within the Expo Go sandbox environment</w:t>
       </w:r>
-      <w:bookmarkEnd w:id="1184674273"/>
+      <w:bookmarkEnd w:id="857511398"/>
     </w:p>
     <w:p xmlns:wp14="http://schemas.microsoft.com/office/word/2010/wordml" wp14:textId="3F4A9DE7">
       <w:pPr>
@@ -5884,7 +5953,7 @@
           <w:lang w:val="en-US"/>
         </w:rPr>
       </w:pPr>
-      <w:bookmarkStart w:name="_Toc661513090" w:id="1641412866"/>
+      <w:bookmarkStart w:name="_Toc1066886985" w:id="455644498"/>
       <w:r>
         <w:rPr>
           <w:rFonts w:ascii="Arial" w:hAnsi="Arial" w:eastAsia="Arial" w:cs="Arial"/>
@@ -5920,7 +5989,7 @@
         </w:rPr>
         <w:t>Significant performance degradation during complex UI re-renders</w:t>
       </w:r>
-      <w:bookmarkEnd w:id="1641412866"/>
+      <w:bookmarkEnd w:id="455644498"/>
     </w:p>
     <w:p xmlns:wp14="http://schemas.microsoft.com/office/word/2010/wordml" wp14:textId="1A76F5C2">
       <w:pPr>
@@ -6191,7 +6260,7 @@
           <w:lang w:val="en-US"/>
         </w:rPr>
       </w:pPr>
-      <w:bookmarkStart w:name="_Toc600828085" w:id="302031840"/>
+      <w:bookmarkStart w:name="_Toc2005345904" w:id="602725811"/>
       <w:r>
         <w:rPr>
           <w:rFonts w:ascii="Arial" w:hAnsi="Arial" w:eastAsia="Arial" w:cs="Arial"/>
@@ -6234,7 +6303,7 @@
         </w:rPr>
         <w:t>hanges during mandatory Expo SDK version upgrades</w:t>
       </w:r>
-      <w:bookmarkEnd w:id="302031840"/>
+      <w:bookmarkEnd w:id="602725811"/>
     </w:p>
     <w:p xmlns:wp14="http://schemas.microsoft.com/office/word/2010/wordml" wp14:textId="35909A18">
       <w:pPr>
@@ -6539,7 +6608,7 @@
           <w:lang w:val="en-US"/>
         </w:rPr>
       </w:pPr>
-      <w:bookmarkStart w:name="_Toc811484276" w:id="1161162930"/>
+      <w:bookmarkStart w:name="_Toc1710171717" w:id="1563293831"/>
       <w:r>
         <w:rPr>
           <w:rFonts w:ascii="Arial" w:hAnsi="Arial" w:eastAsia="Arial" w:cs="Arial"/>
@@ -6575,7 +6644,7 @@
         </w:rPr>
         <w:t>Over-the-Air update mismatches between JS and Native code</w:t>
       </w:r>
-      <w:bookmarkEnd w:id="1161162930"/>
+      <w:bookmarkEnd w:id="1563293831"/>
     </w:p>
     <w:p xmlns:wp14="http://schemas.microsoft.com/office/word/2010/wordml" wp14:textId="4A482F6A">
       <w:pPr>
@@ -6795,7 +6864,7 @@
           <w:lang w:val="en-US"/>
         </w:rPr>
       </w:pPr>
-      <w:bookmarkStart w:name="_Toc1232452475" w:id="1268350833"/>
+      <w:bookmarkStart w:name="_Toc348486009" w:id="2075454969"/>
       <w:r>
         <w:rPr>
           <w:rFonts w:ascii="Arial" w:hAnsi="Arial" w:eastAsia="Arial" w:cs="Arial"/>
@@ -6831,7 +6900,7 @@
         </w:rPr>
         <w:t>Latency and bottlenecks in the React Native Bridge for real-time data</w:t>
       </w:r>
-      <w:bookmarkEnd w:id="1268350833"/>
+      <w:bookmarkEnd w:id="2075454969"/>
     </w:p>
     <w:p xmlns:wp14="http://schemas.microsoft.com/office/word/2010/wordml" wp14:textId="430E41A0">
       <w:pPr>
@@ -7030,7 +7099,7 @@
           <w:lang w:val="en-US"/>
         </w:rPr>
       </w:pPr>
-      <w:bookmarkStart w:name="_Toc89165034" w:id="210136102"/>
+      <w:bookmarkStart w:name="_Toc690889378" w:id="731400464"/>
       <w:r>
         <w:rPr>
           <w:rFonts w:ascii="Arial" w:hAnsi="Arial" w:eastAsia="Arial" w:cs="Arial"/>
@@ -7051,7 +7120,7 @@
         </w:rPr>
         <w:t>. Web (React + Next.js)</w:t>
       </w:r>
-      <w:bookmarkEnd w:id="210136102"/>
+      <w:bookmarkEnd w:id="731400464"/>
     </w:p>
     <w:p>
       <w:pPr>
@@ -7066,7 +7135,7 @@
           <w:lang w:val="en-GB"/>
         </w:rPr>
       </w:pPr>
-      <w:bookmarkStart w:name="_Toc1216363645" w:id="1999766665"/>
+      <w:bookmarkStart w:name="_Toc1473358127" w:id="854154900"/>
       <w:r>
         <w:rPr>
           <w:rFonts w:ascii="Arial" w:hAnsi="Arial" w:eastAsia="Arial" w:cs="Arial"/>
@@ -7091,7 +7160,7 @@
         </w:rPr>
         <w:t xml:space="preserve"> Security vulnerabilities in web authentication and device control</w:t>
       </w:r>
-      <w:bookmarkEnd w:id="1999766665"/>
+      <w:bookmarkEnd w:id="854154900"/>
     </w:p>
     <w:p>
       <w:pPr>
@@ -7448,7 +7517,7 @@
           <w:lang w:val="en-GB"/>
         </w:rPr>
       </w:pPr>
-      <w:bookmarkStart w:name="_Toc894126035" w:id="336926044"/>
+      <w:bookmarkStart w:name="_Toc1659333688" w:id="1845118868"/>
       <w:r>
         <w:rPr>
           <w:rFonts w:ascii="Arial" w:hAnsi="Arial" w:eastAsia="Arial" w:cs="Arial"/>
@@ -7473,7 +7542,7 @@
         </w:rPr>
         <w:t>Poor performance when many devices are loaded</w:t>
       </w:r>
-      <w:bookmarkEnd w:id="336926044"/>
+      <w:bookmarkEnd w:id="1845118868"/>
       <w:r>
         <w:rPr>
           <w:rFonts w:ascii="Arial" w:hAnsi="Arial" w:eastAsia="Arial" w:cs="Arial"/>
@@ -7883,7 +7952,7 @@
           <w:lang w:val="en-GB"/>
         </w:rPr>
       </w:pPr>
-      <w:bookmarkStart w:name="_Toc1624844076" w:id="344716270"/>
+      <w:bookmarkStart w:name="_Toc632396805" w:id="1906854777"/>
       <w:r>
         <w:rPr>
           <w:rFonts w:ascii="Arial" w:hAnsi="Arial" w:eastAsia="Arial" w:cs="Arial"/>
@@ -7908,7 +7977,7 @@
         </w:rPr>
         <w:t xml:space="preserve"> Browser compatibility issues</w:t>
       </w:r>
-      <w:bookmarkEnd w:id="344716270"/>
+      <w:bookmarkEnd w:id="1906854777"/>
     </w:p>
     <w:p>
       <w:pPr>
@@ -8264,7 +8333,7 @@
           <w:lang w:val="en-US"/>
         </w:rPr>
       </w:pPr>
-      <w:bookmarkStart w:name="_Toc1952395646" w:id="455193980"/>
+      <w:bookmarkStart w:name="_Toc1318182679" w:id="704845471"/>
       <w:r>
         <w:rPr>
           <w:rFonts w:ascii="Arial" w:hAnsi="Arial" w:eastAsia="Arial" w:cs="Arial"/>
@@ -8289,7 +8358,7 @@
         </w:rPr>
         <w:t>Data synchronization mismatch between UI and physical devices</w:t>
       </w:r>
-      <w:bookmarkEnd w:id="455193980"/>
+      <w:bookmarkEnd w:id="704845471"/>
     </w:p>
     <w:p>
       <w:pPr>
@@ -8627,6 +8696,7 @@
         </w:rPr>
       </w:pPr>
       <w:bookmarkStart w:name="_Toc8580308" w:id="1523826967"/>
+      <w:bookmarkStart w:name="_Toc3571157" w:id="148216632"/>
       <w:r>
         <w:rPr>
           <w:rFonts w:ascii="Arial" w:hAnsi="Arial" w:eastAsia="Arial" w:cs="Arial"/>
@@ -8636,6 +8706,7 @@
         <w:t>R15. Web Real-time Listener Overload</w:t>
       </w:r>
       <w:bookmarkEnd w:id="1523826967"/>
+      <w:bookmarkEnd w:id="148216632"/>
     </w:p>
     <w:p>
       <w:pPr>
